--- a/docs/Final Report_Mike.docx
+++ b/docs/Final Report_Mike.docx
@@ -210,7 +210,29 @@
         <w:t>Introduction</w:t>
       </w:r>
     </w:p>
-    <w:p/>
+    <w:p>
+      <w:r>
+        <w:t>The team came together to build a classic arcade breakout game. As a group it was agreed that development of this simple, yet timeless arcade game, would be complex enough to be interesting but simple enough to be contained within the time restrictions of an eight-week class. The goal of the Minimum Viable Product (MVP) was to provide an implementation which contained all base features: core gameplay systems, modular structure, state management, unit test coverage and full documentation.</w:t>
+      </w:r>
+    </w:p>
+    <w:p>
+      <w:r>
+        <w:t>The project was built using Python and Pygame within a structured and version-controlled environment, ensuring consistency across development machines. The team focused on performance stability, clean architectural separation between gameplay entities, managers, and UI components. Additionally, comprehensive automated testing was implemented using pytest from the beginning to help prevent regression and provide a check for reliability as the code base evolved.</w:t>
+      </w:r>
+    </w:p>
+    <w:p>
+      <w:r>
+        <w:t>By emphasizing maintainability, scalability, and correctness, the team was able to build a fully stable MVP and add stretch features, while maintaining software development best practices. The team incorporated a structured design, collaborative workflows, and real-world testing strategy.</w:t>
+      </w:r>
+    </w:p>
+    <w:p>
+      <w:pPr>
+        <w:pStyle w:val="Heading1"/>
+      </w:pPr>
+      <w:r>
+        <w:t>1 Process Overview</w:t>
+      </w:r>
+    </w:p>
     <w:p>
       <w:pPr>
         <w:numPr>
@@ -219,7 +241,7 @@
         </w:numPr>
       </w:pPr>
       <w:r>
-        <w:t>Introduction – Brief summary of your project, context and motivation  </w:t>
+        <w:t>Process Overview - brief description of your approach, tools and artifacts used, including summary of individual contributions </w:t>
       </w:r>
     </w:p>
     <w:p/>
@@ -228,7 +250,7 @@
         <w:pStyle w:val="Heading1"/>
       </w:pPr>
       <w:r>
-        <w:t>1 Process Overview</w:t>
+        <w:t>2 Requirements Specification</w:t>
       </w:r>
     </w:p>
     <w:p>
@@ -239,7 +261,7 @@
         </w:numPr>
       </w:pPr>
       <w:r>
-        <w:t>Process Overview - brief description of your approach, tools and artifacts used, including summary of individual contributions </w:t>
+        <w:t>Requirements Specification – summary of functional and non-functional requirements </w:t>
       </w:r>
     </w:p>
     <w:p/>
@@ -248,7 +270,7 @@
         <w:pStyle w:val="Heading1"/>
       </w:pPr>
       <w:r>
-        <w:t>2 Requirements Specification</w:t>
+        <w:t>3 Project Design</w:t>
       </w:r>
     </w:p>
     <w:p>
@@ -259,7 +281,7 @@
         </w:numPr>
       </w:pPr>
       <w:r>
-        <w:t>Requirements Specification – summary of functional and non-functional requirements </w:t>
+        <w:t>Project Design – architecture and implementation of your project and how it works </w:t>
       </w:r>
     </w:p>
     <w:p/>
@@ -268,7 +290,1067 @@
         <w:pStyle w:val="Heading1"/>
       </w:pPr>
       <w:r>
-        <w:t>3 Project Design</w:t>
+        <w:t>4 Project Evaluation</w:t>
+      </w:r>
+    </w:p>
+    <w:p>
+      <w:pPr>
+        <w:ind w:left="720"/>
+      </w:pPr>
+    </w:p>
+    <w:p>
+      <w:pPr>
+        <w:pStyle w:val="Heading2"/>
+      </w:pPr>
+      <w:r>
+        <w:t>4.1 Testing Strategy</w:t>
+      </w:r>
+    </w:p>
+    <w:p>
+      <w:r>
+        <w:lastRenderedPageBreak/>
+        <w:t>The testing strategy incorporates multiple types of tests, smoke tests, automated unit tests, and user tests. The smoke test is utilized to very quickly check if the basic functionality is working and will only fire if there is a critical issue. Whereas the unit tests will only be run when the appropriate command is entered: python -m pytest -q tests.</w:t>
+      </w:r>
+    </w:p>
+    <w:p>
+      <w:r>
+        <w:t>For user testing the team designed a series of tests to include basic gameplay: does the ball bounce reasonably, does each screen transition to the next seamlessly, does the score increase, does life decrease as expected, and does level transitions work as expected. In the test results section each element of the unit tests and user testing will be fully documented.</w:t>
+      </w:r>
+    </w:p>
+    <w:p>
+      <w:pPr>
+        <w:pStyle w:val="Heading2"/>
+      </w:pPr>
+      <w:r>
+        <w:t>4.2 Test Plan and Results</w:t>
+      </w:r>
+    </w:p>
+    <w:p>
+      <w:pPr>
+        <w:pStyle w:val="Heading3"/>
+      </w:pPr>
+      <w:r>
+        <w:t>Unit Tests</w:t>
+      </w:r>
+    </w:p>
+    <w:p>
+      <w:r>
+        <w:t>The unit tests focus on</w:t>
+      </w:r>
+      <w:r>
+        <w:t xml:space="preserve"> the</w:t>
+      </w:r>
+      <w:r>
+        <w:t xml:space="preserve"> main gameplay behaviors </w:t>
+      </w:r>
+      <w:r>
+        <w:t xml:space="preserve">which </w:t>
+      </w:r>
+      <w:r>
+        <w:t xml:space="preserve">are most important to </w:t>
+      </w:r>
+      <w:r>
+        <w:t>the Breakout game.</w:t>
+      </w:r>
+    </w:p>
+    <w:p>
+      <w:r>
+        <w:rPr>
+          <w:b/>
+          <w:bCs/>
+        </w:rPr>
+        <w:t>Ball</w:t>
+      </w:r>
+      <w:r>
+        <w:rPr>
+          <w:b/>
+          <w:bCs/>
+        </w:rPr>
+        <w:t xml:space="preserve"> </w:t>
+      </w:r>
+      <w:r>
+        <w:rPr>
+          <w:b/>
+          <w:bCs/>
+        </w:rPr>
+        <w:t>(direction, movement, hitbox)</w:t>
+      </w:r>
+    </w:p>
+    <w:p>
+      <w:pPr>
+        <w:pStyle w:val="ListParagraph"/>
+        <w:numPr>
+          <w:ilvl w:val="0"/>
+          <w:numId w:val="7"/>
+        </w:numPr>
+      </w:pPr>
+      <w:r>
+        <w:t>Confirms the ball correctly scales the direction values (vx, vy) into a consistent direction.</w:t>
+      </w:r>
+    </w:p>
+    <w:p>
+      <w:pPr>
+        <w:pStyle w:val="ListParagraph"/>
+        <w:numPr>
+          <w:ilvl w:val="0"/>
+          <w:numId w:val="7"/>
+        </w:numPr>
+      </w:pPr>
+      <w:r>
+        <w:t>Confirms the ball does not get stuck when initialized with no direction (vx=0, vy=0).</w:t>
+      </w:r>
+    </w:p>
+    <w:p>
+      <w:pPr>
+        <w:pStyle w:val="ListParagraph"/>
+        <w:numPr>
+          <w:ilvl w:val="0"/>
+          <w:numId w:val="7"/>
+        </w:numPr>
+      </w:pPr>
+      <w:r>
+        <w:t>Confirms update(dt) moves the ball the correct distance over time.</w:t>
+      </w:r>
+    </w:p>
+    <w:p>
+      <w:pPr>
+        <w:pStyle w:val="ListParagraph"/>
+        <w:numPr>
+          <w:ilvl w:val="0"/>
+          <w:numId w:val="7"/>
+        </w:numPr>
+      </w:pPr>
+      <w:r>
+        <w:t>Confirms rect() returns the correct collision box around the ball.</w:t>
+      </w:r>
+    </w:p>
+    <w:p>
+      <w:r>
+        <w:rPr>
+          <w:b/>
+          <w:bCs/>
+        </w:rPr>
+        <w:t>Paddle</w:t>
+      </w:r>
+      <w:r>
+        <w:rPr>
+          <w:b/>
+          <w:bCs/>
+        </w:rPr>
+        <w:t xml:space="preserve"> </w:t>
+      </w:r>
+      <w:r>
+        <w:rPr>
+          <w:b/>
+          <w:bCs/>
+        </w:rPr>
+        <w:t>(movement, boundaries, hitbox)</w:t>
+      </w:r>
+    </w:p>
+    <w:p>
+      <w:pPr>
+        <w:pStyle w:val="ListParagraph"/>
+        <w:numPr>
+          <w:ilvl w:val="0"/>
+          <w:numId w:val="8"/>
+        </w:numPr>
+      </w:pPr>
+      <w:r>
+        <w:t>Confirms paddle movement updates x correctly when moving left/right.</w:t>
+      </w:r>
+    </w:p>
+    <w:p>
+      <w:pPr>
+        <w:pStyle w:val="ListParagraph"/>
+        <w:numPr>
+          <w:ilvl w:val="0"/>
+          <w:numId w:val="8"/>
+        </w:numPr>
+      </w:pPr>
+      <w:r>
+        <w:t>Confirms the paddle cannot move off-screen (clamps at the left and right edges).</w:t>
+      </w:r>
+    </w:p>
+    <w:p>
+      <w:pPr>
+        <w:pStyle w:val="ListParagraph"/>
+        <w:numPr>
+          <w:ilvl w:val="0"/>
+          <w:numId w:val="8"/>
+        </w:numPr>
+      </w:pPr>
+      <w:r>
+        <w:t>Confirms rect() returns the correct collision box around the paddle.</w:t>
+      </w:r>
+    </w:p>
+    <w:p>
+      <w:r>
+        <w:rPr>
+          <w:b/>
+          <w:bCs/>
+        </w:rPr>
+        <w:t>Block</w:t>
+      </w:r>
+      <w:r>
+        <w:rPr>
+          <w:b/>
+          <w:bCs/>
+        </w:rPr>
+        <w:t xml:space="preserve"> </w:t>
+      </w:r>
+      <w:r>
+        <w:rPr>
+          <w:b/>
+          <w:bCs/>
+        </w:rPr>
+        <w:t>(init, hit logic, hitbox)</w:t>
+      </w:r>
+    </w:p>
+    <w:p>
+      <w:pPr>
+        <w:pStyle w:val="ListParagraph"/>
+        <w:numPr>
+          <w:ilvl w:val="0"/>
+          <w:numId w:val="9"/>
+        </w:numPr>
+      </w:pPr>
+      <w:r>
+        <w:t>Confirms blocks initialize with correct position/size and settings (hp, score, color, etc.).</w:t>
+      </w:r>
+    </w:p>
+    <w:p>
+      <w:pPr>
+        <w:pStyle w:val="ListParagraph"/>
+        <w:numPr>
+          <w:ilvl w:val="0"/>
+          <w:numId w:val="9"/>
+        </w:numPr>
+      </w:pPr>
+      <w:r>
+        <w:t>Confirms rect() returns the correct collision box.</w:t>
+      </w:r>
+    </w:p>
+    <w:p>
+      <w:pPr>
+        <w:pStyle w:val="ListParagraph"/>
+        <w:numPr>
+          <w:ilvl w:val="0"/>
+          <w:numId w:val="9"/>
+        </w:numPr>
+      </w:pPr>
+      <w:r>
+        <w:t>Confirms hit() reduces HP correctly and reports when the block is destroyed.</w:t>
+      </w:r>
+    </w:p>
+    <w:p>
+      <w:pPr>
+        <w:rPr>
+          <w:b/>
+          <w:bCs/>
+        </w:rPr>
+      </w:pPr>
+      <w:r>
+        <w:rPr>
+          <w:b/>
+          <w:bCs/>
+        </w:rPr>
+        <w:t>Level (map loading, validation, conversion)</w:t>
+      </w:r>
+    </w:p>
+    <w:p>
+      <w:pPr>
+        <w:pStyle w:val="ListParagraph"/>
+        <w:numPr>
+          <w:ilvl w:val="0"/>
+          <w:numId w:val="10"/>
+        </w:numPr>
+      </w:pPr>
+      <w:r>
+        <w:t>Confirms Level.from_file() loads a JSON level file correctly (width, height, tile size, and blocks).</w:t>
+      </w:r>
+    </w:p>
+    <w:p>
+      <w:pPr>
+        <w:pStyle w:val="ListParagraph"/>
+        <w:numPr>
+          <w:ilvl w:val="0"/>
+          <w:numId w:val="10"/>
+        </w:numPr>
+      </w:pPr>
+      <w:r>
+        <w:t>Confirms invalid level data is handled correctly (ex: negative grid coordinates, invalid JSON, missing file).</w:t>
+      </w:r>
+    </w:p>
+    <w:p>
+      <w:pPr>
+        <w:pStyle w:val="ListParagraph"/>
+        <w:numPr>
+          <w:ilvl w:val="0"/>
+          <w:numId w:val="10"/>
+        </w:numPr>
+      </w:pPr>
+      <w:r>
+        <w:t>Confirms all level JSON files in the levels/asset’s directory can be loaded and converted into valid Block objects.</w:t>
+      </w:r>
+    </w:p>
+    <w:p>
+      <w:pPr>
+        <w:rPr>
+          <w:b/>
+          <w:bCs/>
+        </w:rPr>
+      </w:pPr>
+      <w:r>
+        <w:rPr>
+          <w:b/>
+          <w:bCs/>
+        </w:rPr>
+        <w:lastRenderedPageBreak/>
+        <w:t>Collision Manager</w:t>
+      </w:r>
+    </w:p>
+    <w:p>
+      <w:pPr>
+        <w:pStyle w:val="ListParagraph"/>
+        <w:numPr>
+          <w:ilvl w:val="0"/>
+          <w:numId w:val="11"/>
+        </w:numPr>
+      </w:pPr>
+      <w:r>
+        <w:t xml:space="preserve">Wall collisions, cause ball to </w:t>
+      </w:r>
+      <w:r>
+        <w:t>reverse direction and is constrained when it hits the edges.</w:t>
+      </w:r>
+    </w:p>
+    <w:p>
+      <w:pPr>
+        <w:pStyle w:val="ListParagraph"/>
+        <w:numPr>
+          <w:ilvl w:val="0"/>
+          <w:numId w:val="11"/>
+        </w:numPr>
+      </w:pPr>
+      <w:r>
+        <w:t>Paddle interaction, only downward-moving balls will trigger a bounce; bounce updates velocity and will position the ball above the paddle.</w:t>
+      </w:r>
+    </w:p>
+    <w:p>
+      <w:pPr>
+        <w:pStyle w:val="ListParagraph"/>
+        <w:numPr>
+          <w:ilvl w:val="0"/>
+          <w:numId w:val="11"/>
+        </w:numPr>
+      </w:pPr>
+      <w:r>
+        <w:t>Block collisions, detect and handle ball and block overlap, flips velocity appropriately, removes destroyed blocks and reports the score value.</w:t>
+      </w:r>
+    </w:p>
+    <w:p>
+      <w:pPr>
+        <w:pStyle w:val="ListParagraph"/>
+        <w:numPr>
+          <w:ilvl w:val="0"/>
+          <w:numId w:val="11"/>
+        </w:numPr>
+      </w:pPr>
+      <w:r>
+        <w:t>Void check, returns True when the ball has fallen below the screen height triggering a loss of life.</w:t>
+      </w:r>
+    </w:p>
+    <w:p>
+      <w:r>
+        <w:rPr>
+          <w:noProof/>
+        </w:rPr>
+        <w:drawing>
+          <wp:inline distT="0" distB="0" distL="0" distR="0" wp14:anchorId="4E7AA543" wp14:editId="5222E344">
+            <wp:extent cx="5943600" cy="4680585"/>
+            <wp:effectExtent l="0" t="0" r="0" b="5715"/>
+            <wp:docPr id="189360496" name="Picture 1"/>
+            <wp:cNvGraphicFramePr>
+              <a:graphicFrameLocks xmlns:a="http://schemas.openxmlformats.org/drawingml/2006/main" noChangeAspect="1"/>
+            </wp:cNvGraphicFramePr>
+            <a:graphic xmlns:a="http://schemas.openxmlformats.org/drawingml/2006/main">
+              <a:graphicData uri="http://schemas.openxmlformats.org/drawingml/2006/picture">
+                <pic:pic xmlns:pic="http://schemas.openxmlformats.org/drawingml/2006/picture">
+                  <pic:nvPicPr>
+                    <pic:cNvPr id="189360496" name=""/>
+                    <pic:cNvPicPr/>
+                  </pic:nvPicPr>
+                  <pic:blipFill>
+                    <a:blip r:embed="rId8"/>
+                    <a:stretch>
+                      <a:fillRect/>
+                    </a:stretch>
+                  </pic:blipFill>
+                  <pic:spPr>
+                    <a:xfrm>
+                      <a:off x="0" y="0"/>
+                      <a:ext cx="5943600" cy="4680585"/>
+                    </a:xfrm>
+                    <a:prstGeom prst="rect">
+                      <a:avLst/>
+                    </a:prstGeom>
+                  </pic:spPr>
+                </pic:pic>
+              </a:graphicData>
+            </a:graphic>
+          </wp:inline>
+        </w:drawing>
+      </w:r>
+      <w:r>
+        <w:br/>
+      </w:r>
+      <w:r>
+        <w:rPr>
+          <w:sz w:val="20"/>
+          <w:szCs w:val="16"/>
+        </w:rPr>
+        <w:t>Level 4 after a void out, while waiting for the user to launch to ball</w:t>
+      </w:r>
+    </w:p>
+    <w:p>
+      <w:pPr>
+        <w:rPr>
+          <w:b/>
+          <w:bCs/>
+        </w:rPr>
+      </w:pPr>
+      <w:r>
+        <w:rPr>
+          <w:b/>
+          <w:bCs/>
+        </w:rPr>
+        <w:t>Input Manager</w:t>
+      </w:r>
+    </w:p>
+    <w:p>
+      <w:pPr>
+        <w:pStyle w:val="ListParagraph"/>
+        <w:numPr>
+          <w:ilvl w:val="0"/>
+          <w:numId w:val="12"/>
+        </w:numPr>
+      </w:pPr>
+      <w:r>
+        <w:t>Launching logic, pressing space launches an unlaunched ball, input is ignored if the ball is already moving and considered launched.</w:t>
+      </w:r>
+    </w:p>
+    <w:p>
+      <w:pPr>
+        <w:pStyle w:val="ListParagraph"/>
+        <w:numPr>
+          <w:ilvl w:val="0"/>
+          <w:numId w:val="12"/>
+        </w:numPr>
+      </w:pPr>
+      <w:r>
+        <w:t>Movement handling, when in the playing game state, left and right keys move the paddle. A fake input mapping is created to test unexpected key sequences.</w:t>
+      </w:r>
+    </w:p>
+    <w:p>
+      <w:pPr>
+        <w:pStyle w:val="ListParagraph"/>
+        <w:numPr>
+          <w:ilvl w:val="0"/>
+          <w:numId w:val="12"/>
+        </w:numPr>
+      </w:pPr>
+      <w:r>
+        <w:lastRenderedPageBreak/>
+        <w:t>State transitions, handles menu navigation and global quit inputs.</w:t>
+      </w:r>
+    </w:p>
+    <w:p>
+      <w:pPr>
+        <w:rPr>
+          <w:b/>
+          <w:bCs/>
+        </w:rPr>
+      </w:pPr>
+      <w:r>
+        <w:rPr>
+          <w:b/>
+          <w:bCs/>
+        </w:rPr>
+        <w:t>Score Manager</w:t>
+      </w:r>
+    </w:p>
+    <w:p>
+      <w:pPr>
+        <w:pStyle w:val="ListParagraph"/>
+        <w:numPr>
+          <w:ilvl w:val="0"/>
+          <w:numId w:val="13"/>
+        </w:numPr>
+      </w:pPr>
+      <w:r>
+        <w:t>Level existence and loading, verifies that a level exists by attempting to load the first level and correct populates.</w:t>
+      </w:r>
+    </w:p>
+    <w:p>
+      <w:pPr>
+        <w:pStyle w:val="ListParagraph"/>
+        <w:numPr>
+          <w:ilvl w:val="0"/>
+          <w:numId w:val="13"/>
+        </w:numPr>
+      </w:pPr>
+      <w:r>
+        <w:t>Level navigation, exercises the next_level and get_available_levels functionality.</w:t>
+      </w:r>
+    </w:p>
+    <w:p>
+      <w:pPr>
+        <w:pStyle w:val="ListParagraph"/>
+        <w:numPr>
+          <w:ilvl w:val="0"/>
+          <w:numId w:val="13"/>
+        </w:numPr>
+      </w:pPr>
+      <w:r>
+        <w:t>Completion percentage, starts at 0% and changes appropriately as blocks are removed.</w:t>
+      </w:r>
+    </w:p>
+    <w:p>
+      <w:pPr>
+        <w:pStyle w:val="ListParagraph"/>
+        <w:numPr>
+          <w:ilvl w:val="0"/>
+          <w:numId w:val="13"/>
+        </w:numPr>
+      </w:pPr>
+      <w:r>
+        <w:t>All-levels loader, attempts to load all levels and verify that all of them work.</w:t>
+      </w:r>
+    </w:p>
+    <w:p>
+      <w:pPr>
+        <w:rPr>
+          <w:b/>
+          <w:bCs/>
+        </w:rPr>
+      </w:pPr>
+      <w:r>
+        <w:rPr>
+          <w:b/>
+          <w:bCs/>
+        </w:rPr>
+        <w:t>Results of Unit Tests</w:t>
+      </w:r>
+    </w:p>
+    <w:p>
+      <w:pPr>
+        <w:rPr>
+          <w:b/>
+          <w:bCs/>
+        </w:rPr>
+      </w:pPr>
+      <w:r>
+        <w:rPr>
+          <w:noProof/>
+        </w:rPr>
+        <w:drawing>
+          <wp:inline distT="0" distB="0" distL="0" distR="0" wp14:anchorId="0F9FD50D" wp14:editId="10827D12">
+            <wp:extent cx="5943600" cy="1704340"/>
+            <wp:effectExtent l="0" t="0" r="0" b="0"/>
+            <wp:docPr id="706861552" name="Picture 1"/>
+            <wp:cNvGraphicFramePr>
+              <a:graphicFrameLocks xmlns:a="http://schemas.openxmlformats.org/drawingml/2006/main" noChangeAspect="1"/>
+            </wp:cNvGraphicFramePr>
+            <a:graphic xmlns:a="http://schemas.openxmlformats.org/drawingml/2006/main">
+              <a:graphicData uri="http://schemas.openxmlformats.org/drawingml/2006/picture">
+                <pic:pic xmlns:pic="http://schemas.openxmlformats.org/drawingml/2006/picture">
+                  <pic:nvPicPr>
+                    <pic:cNvPr id="706861552" name=""/>
+                    <pic:cNvPicPr/>
+                  </pic:nvPicPr>
+                  <pic:blipFill>
+                    <a:blip r:embed="rId9"/>
+                    <a:stretch>
+                      <a:fillRect/>
+                    </a:stretch>
+                  </pic:blipFill>
+                  <pic:spPr>
+                    <a:xfrm>
+                      <a:off x="0" y="0"/>
+                      <a:ext cx="5943600" cy="1704340"/>
+                    </a:xfrm>
+                    <a:prstGeom prst="rect">
+                      <a:avLst/>
+                    </a:prstGeom>
+                  </pic:spPr>
+                </pic:pic>
+              </a:graphicData>
+            </a:graphic>
+          </wp:inline>
+        </w:drawing>
+      </w:r>
+    </w:p>
+    <w:p>
+      <w:pPr>
+        <w:pStyle w:val="Heading3"/>
+      </w:pPr>
+      <w:r>
+        <w:t>User Testing</w:t>
+      </w:r>
+    </w:p>
+    <w:p>
+      <w:pPr>
+        <w:pStyle w:val="ListParagraph"/>
+        <w:numPr>
+          <w:ilvl w:val="0"/>
+          <w:numId w:val="16"/>
+        </w:numPr>
+      </w:pPr>
+      <w:r>
+        <w:rPr>
+          <w:b/>
+          <w:bCs/>
+          <w:color w:val="4EA72E" w:themeColor="accent6"/>
+        </w:rPr>
+        <w:t xml:space="preserve">Pass </w:t>
+      </w:r>
+      <w:r>
+        <w:t>Does Start Screen Appear</w:t>
+      </w:r>
+      <w:r>
+        <w:br/>
+      </w:r>
+      <w:r>
+        <w:rPr>
+          <w:i/>
+          <w:iCs/>
+          <w:noProof/>
+        </w:rPr>
+        <w:drawing>
+          <wp:inline distT="0" distB="0" distL="0" distR="0" wp14:anchorId="2E022B5C" wp14:editId="2446439D">
+            <wp:extent cx="3056781" cy="2295525"/>
+            <wp:effectExtent l="0" t="0" r="0" b="0"/>
+            <wp:docPr id="1764438651" name="Picture 1"/>
+            <wp:cNvGraphicFramePr>
+              <a:graphicFrameLocks xmlns:a="http://schemas.openxmlformats.org/drawingml/2006/main" noChangeAspect="1"/>
+            </wp:cNvGraphicFramePr>
+            <a:graphic xmlns:a="http://schemas.openxmlformats.org/drawingml/2006/main">
+              <a:graphicData uri="http://schemas.openxmlformats.org/drawingml/2006/picture">
+                <pic:pic xmlns:pic="http://schemas.openxmlformats.org/drawingml/2006/picture">
+                  <pic:nvPicPr>
+                    <pic:cNvPr id="1764438651" name=""/>
+                    <pic:cNvPicPr/>
+                  </pic:nvPicPr>
+                  <pic:blipFill>
+                    <a:blip r:embed="rId10"/>
+                    <a:stretch>
+                      <a:fillRect/>
+                    </a:stretch>
+                  </pic:blipFill>
+                  <pic:spPr>
+                    <a:xfrm>
+                      <a:off x="0" y="0"/>
+                      <a:ext cx="3070665" cy="2305952"/>
+                    </a:xfrm>
+                    <a:prstGeom prst="rect">
+                      <a:avLst/>
+                    </a:prstGeom>
+                  </pic:spPr>
+                </pic:pic>
+              </a:graphicData>
+            </a:graphic>
+          </wp:inline>
+        </w:drawing>
+      </w:r>
+      <w:r>
+        <w:br/>
+      </w:r>
+      <w:r>
+        <w:rPr>
+          <w:sz w:val="22"/>
+          <w:szCs w:val="18"/>
+        </w:rPr>
+        <w:t xml:space="preserve">Figure </w:t>
+      </w:r>
+      <w:r>
+        <w:rPr>
+          <w:sz w:val="22"/>
+          <w:szCs w:val="18"/>
+        </w:rPr>
+        <w:t>4A</w:t>
+      </w:r>
+      <w:r>
+        <w:rPr>
+          <w:sz w:val="22"/>
+          <w:szCs w:val="18"/>
+        </w:rPr>
+        <w:t>: Breakout main menu screen after running breakout.py</w:t>
+      </w:r>
+      <w:r>
+        <w:rPr>
+          <w:sz w:val="22"/>
+          <w:szCs w:val="18"/>
+        </w:rPr>
+        <w:br/>
+      </w:r>
+    </w:p>
+    <w:p>
+      <w:pPr>
+        <w:pStyle w:val="ListParagraph"/>
+        <w:numPr>
+          <w:ilvl w:val="0"/>
+          <w:numId w:val="16"/>
+        </w:numPr>
+      </w:pPr>
+      <w:r>
+        <w:rPr>
+          <w:b/>
+          <w:bCs/>
+          <w:color w:val="4EA72E" w:themeColor="accent6"/>
+        </w:rPr>
+        <w:lastRenderedPageBreak/>
+        <w:t xml:space="preserve">Pass </w:t>
+      </w:r>
+      <w:r>
+        <w:t>Does</w:t>
+      </w:r>
+      <w:r>
+        <w:t xml:space="preserve"> Select Screen Appear</w:t>
+      </w:r>
+      <w:r>
+        <w:br/>
+      </w:r>
+      <w:r>
+        <w:rPr>
+          <w:i/>
+          <w:iCs/>
+          <w:noProof/>
+        </w:rPr>
+        <w:drawing>
+          <wp:inline distT="0" distB="0" distL="0" distR="0" wp14:anchorId="5005FDD9" wp14:editId="10E84DBE">
+            <wp:extent cx="2809875" cy="2113710"/>
+            <wp:effectExtent l="0" t="0" r="0" b="1270"/>
+            <wp:docPr id="1210103423" name="Picture 1"/>
+            <wp:cNvGraphicFramePr>
+              <a:graphicFrameLocks xmlns:a="http://schemas.openxmlformats.org/drawingml/2006/main" noChangeAspect="1"/>
+            </wp:cNvGraphicFramePr>
+            <a:graphic xmlns:a="http://schemas.openxmlformats.org/drawingml/2006/main">
+              <a:graphicData uri="http://schemas.openxmlformats.org/drawingml/2006/picture">
+                <pic:pic xmlns:pic="http://schemas.openxmlformats.org/drawingml/2006/picture">
+                  <pic:nvPicPr>
+                    <pic:cNvPr id="1210103423" name=""/>
+                    <pic:cNvPicPr/>
+                  </pic:nvPicPr>
+                  <pic:blipFill>
+                    <a:blip r:embed="rId11"/>
+                    <a:stretch>
+                      <a:fillRect/>
+                    </a:stretch>
+                  </pic:blipFill>
+                  <pic:spPr>
+                    <a:xfrm>
+                      <a:off x="0" y="0"/>
+                      <a:ext cx="2824363" cy="2124608"/>
+                    </a:xfrm>
+                    <a:prstGeom prst="rect">
+                      <a:avLst/>
+                    </a:prstGeom>
+                  </pic:spPr>
+                </pic:pic>
+              </a:graphicData>
+            </a:graphic>
+          </wp:inline>
+        </w:drawing>
+      </w:r>
+      <w:r>
+        <w:br/>
+      </w:r>
+      <w:r>
+        <w:rPr>
+          <w:sz w:val="22"/>
+          <w:szCs w:val="18"/>
+        </w:rPr>
+        <w:t>Figure 4B: Select Level Screen</w:t>
+      </w:r>
+      <w:r>
+        <w:rPr>
+          <w:sz w:val="22"/>
+          <w:szCs w:val="18"/>
+        </w:rPr>
+        <w:br/>
+      </w:r>
+    </w:p>
+    <w:p>
+      <w:pPr>
+        <w:pStyle w:val="ListParagraph"/>
+        <w:numPr>
+          <w:ilvl w:val="0"/>
+          <w:numId w:val="16"/>
+        </w:numPr>
+      </w:pPr>
+      <w:r>
+        <w:rPr>
+          <w:b/>
+          <w:bCs/>
+          <w:color w:val="4EA72E" w:themeColor="accent6"/>
+        </w:rPr>
+        <w:t xml:space="preserve">Pass </w:t>
+      </w:r>
+      <w:r>
+        <w:t>Does</w:t>
+      </w:r>
+      <w:r>
+        <w:t xml:space="preserve"> Ball Launch and Control as Expected</w:t>
+      </w:r>
+      <w:r>
+        <w:t>, and Scoring Works</w:t>
+      </w:r>
+      <w:r>
+        <w:br/>
+      </w:r>
+      <w:r>
+        <w:rPr>
+          <w:noProof/>
+        </w:rPr>
+        <w:drawing>
+          <wp:inline distT="0" distB="0" distL="0" distR="0" wp14:anchorId="74C315F2" wp14:editId="7B2DDA66">
+            <wp:extent cx="2895600" cy="2179125"/>
+            <wp:effectExtent l="0" t="0" r="0" b="0"/>
+            <wp:docPr id="119625462" name="Picture 1"/>
+            <wp:cNvGraphicFramePr>
+              <a:graphicFrameLocks xmlns:a="http://schemas.openxmlformats.org/drawingml/2006/main" noChangeAspect="1"/>
+            </wp:cNvGraphicFramePr>
+            <a:graphic xmlns:a="http://schemas.openxmlformats.org/drawingml/2006/main">
+              <a:graphicData uri="http://schemas.openxmlformats.org/drawingml/2006/picture">
+                <pic:pic xmlns:pic="http://schemas.openxmlformats.org/drawingml/2006/picture">
+                  <pic:nvPicPr>
+                    <pic:cNvPr id="119625462" name=""/>
+                    <pic:cNvPicPr/>
+                  </pic:nvPicPr>
+                  <pic:blipFill>
+                    <a:blip r:embed="rId12"/>
+                    <a:stretch>
+                      <a:fillRect/>
+                    </a:stretch>
+                  </pic:blipFill>
+                  <pic:spPr>
+                    <a:xfrm>
+                      <a:off x="0" y="0"/>
+                      <a:ext cx="2910303" cy="2190190"/>
+                    </a:xfrm>
+                    <a:prstGeom prst="rect">
+                      <a:avLst/>
+                    </a:prstGeom>
+                  </pic:spPr>
+                </pic:pic>
+              </a:graphicData>
+            </a:graphic>
+          </wp:inline>
+        </w:drawing>
+      </w:r>
+      <w:r>
+        <w:br/>
+        <w:t>Figure 4C: Ball in action after starting the game</w:t>
+      </w:r>
+      <w:r>
+        <w:br/>
+      </w:r>
+    </w:p>
+    <w:p>
+      <w:pPr>
+        <w:pStyle w:val="ListParagraph"/>
+        <w:numPr>
+          <w:ilvl w:val="0"/>
+          <w:numId w:val="16"/>
+        </w:numPr>
+      </w:pPr>
+      <w:r>
+        <w:rPr>
+          <w:b/>
+          <w:bCs/>
+          <w:color w:val="4EA72E" w:themeColor="accent6"/>
+        </w:rPr>
+        <w:t xml:space="preserve">Pass </w:t>
+      </w:r>
+      <w:r>
+        <w:t>Does</w:t>
+      </w:r>
+      <w:r>
+        <w:t xml:space="preserve"> level completion work</w:t>
+      </w:r>
+      <w:r>
+        <w:br/>
+      </w:r>
+      <w:r>
+        <w:rPr>
+          <w:rFonts w:ascii="Arial" w:hAnsi="Arial" w:cs="Arial"/>
+          <w:noProof/>
+          <w:color w:val="000000"/>
+          <w:sz w:val="22"/>
+          <w:szCs w:val="22"/>
+          <w:bdr w:val="none" w:sz="0" w:space="0" w:color="auto" w:frame="1"/>
+        </w:rPr>
+        <w:drawing>
+          <wp:inline distT="0" distB="0" distL="0" distR="0" wp14:anchorId="3B018421" wp14:editId="4436BF74">
+            <wp:extent cx="3048000" cy="2261577"/>
+            <wp:effectExtent l="0" t="0" r="0" b="5715"/>
+            <wp:docPr id="739418138" name="Picture 1"/>
+            <wp:cNvGraphicFramePr>
+              <a:graphicFrameLocks xmlns:a="http://schemas.openxmlformats.org/drawingml/2006/main" noChangeAspect="1"/>
+            </wp:cNvGraphicFramePr>
+            <a:graphic xmlns:a="http://schemas.openxmlformats.org/drawingml/2006/main">
+              <a:graphicData uri="http://schemas.openxmlformats.org/drawingml/2006/picture">
+                <pic:pic xmlns:pic="http://schemas.openxmlformats.org/drawingml/2006/picture">
+                  <pic:nvPicPr>
+                    <pic:cNvPr id="0" name="Picture 1"/>
+                    <pic:cNvPicPr>
+                      <a:picLocks noChangeAspect="1" noChangeArrowheads="1"/>
+                    </pic:cNvPicPr>
+                  </pic:nvPicPr>
+                  <pic:blipFill>
+                    <a:blip r:embed="rId13" cstate="print">
+                      <a:extLst>
+                        <a:ext uri="{28A0092B-C50C-407E-A947-70E740481C1C}">
+                          <a14:useLocalDpi xmlns:a14="http://schemas.microsoft.com/office/drawing/2010/main" val="0"/>
+                        </a:ext>
+                      </a:extLst>
+                    </a:blip>
+                    <a:srcRect/>
+                    <a:stretch>
+                      <a:fillRect/>
+                    </a:stretch>
+                  </pic:blipFill>
+                  <pic:spPr bwMode="auto">
+                    <a:xfrm>
+                      <a:off x="0" y="0"/>
+                      <a:ext cx="3055822" cy="2267381"/>
+                    </a:xfrm>
+                    <a:prstGeom prst="rect">
+                      <a:avLst/>
+                    </a:prstGeom>
+                    <a:noFill/>
+                    <a:ln>
+                      <a:noFill/>
+                    </a:ln>
+                  </pic:spPr>
+                </pic:pic>
+              </a:graphicData>
+            </a:graphic>
+          </wp:inline>
+        </w:drawing>
+      </w:r>
+      <w:r>
+        <w:br/>
+        <w:t>Figure 4D: Level completion screen when level is completed.</w:t>
+      </w:r>
+    </w:p>
+    <w:p>
+      <w:pPr>
+        <w:pStyle w:val="ListParagraph"/>
+        <w:numPr>
+          <w:ilvl w:val="0"/>
+          <w:numId w:val="16"/>
+        </w:numPr>
+      </w:pPr>
+      <w:r>
+        <w:rPr>
+          <w:b/>
+          <w:bCs/>
+          <w:color w:val="4EA72E" w:themeColor="accent6"/>
+        </w:rPr>
+        <w:lastRenderedPageBreak/>
+        <w:t xml:space="preserve">Pass </w:t>
+      </w:r>
+      <w:r>
+        <w:t>Does</w:t>
+      </w:r>
+      <w:r>
+        <w:t xml:space="preserve"> game end when lives go to zero</w:t>
+      </w:r>
+      <w:r>
+        <w:br/>
+      </w:r>
+      <w:r>
+        <w:rPr>
+          <w:rFonts w:ascii="Arial" w:hAnsi="Arial" w:cs="Arial"/>
+          <w:noProof/>
+          <w:color w:val="000000"/>
+          <w:sz w:val="22"/>
+          <w:szCs w:val="22"/>
+          <w:bdr w:val="none" w:sz="0" w:space="0" w:color="auto" w:frame="1"/>
+        </w:rPr>
+        <w:drawing>
+          <wp:inline distT="0" distB="0" distL="0" distR="0" wp14:anchorId="73C0BFDE" wp14:editId="448D8EE6">
+            <wp:extent cx="2981325" cy="2255105"/>
+            <wp:effectExtent l="0" t="0" r="0" b="0"/>
+            <wp:docPr id="768159829" name="Picture 2"/>
+            <wp:cNvGraphicFramePr>
+              <a:graphicFrameLocks xmlns:a="http://schemas.openxmlformats.org/drawingml/2006/main" noChangeAspect="1"/>
+            </wp:cNvGraphicFramePr>
+            <a:graphic xmlns:a="http://schemas.openxmlformats.org/drawingml/2006/main">
+              <a:graphicData uri="http://schemas.openxmlformats.org/drawingml/2006/picture">
+                <pic:pic xmlns:pic="http://schemas.openxmlformats.org/drawingml/2006/picture">
+                  <pic:nvPicPr>
+                    <pic:cNvPr id="0" name="Picture 3"/>
+                    <pic:cNvPicPr>
+                      <a:picLocks noChangeAspect="1" noChangeArrowheads="1"/>
+                    </pic:cNvPicPr>
+                  </pic:nvPicPr>
+                  <pic:blipFill>
+                    <a:blip r:embed="rId14" cstate="print">
+                      <a:extLst>
+                        <a:ext uri="{28A0092B-C50C-407E-A947-70E740481C1C}">
+                          <a14:useLocalDpi xmlns:a14="http://schemas.microsoft.com/office/drawing/2010/main" val="0"/>
+                        </a:ext>
+                      </a:extLst>
+                    </a:blip>
+                    <a:srcRect/>
+                    <a:stretch>
+                      <a:fillRect/>
+                    </a:stretch>
+                  </pic:blipFill>
+                  <pic:spPr bwMode="auto">
+                    <a:xfrm>
+                      <a:off x="0" y="0"/>
+                      <a:ext cx="2993161" cy="2264058"/>
+                    </a:xfrm>
+                    <a:prstGeom prst="rect">
+                      <a:avLst/>
+                    </a:prstGeom>
+                    <a:noFill/>
+                    <a:ln>
+                      <a:noFill/>
+                    </a:ln>
+                  </pic:spPr>
+                </pic:pic>
+              </a:graphicData>
+            </a:graphic>
+          </wp:inline>
+        </w:drawing>
+      </w:r>
+      <w:r>
+        <w:br/>
+        <w:t>4E: Game over screen displays when all lives are lost</w:t>
+      </w:r>
+      <w:r>
+        <w:br/>
+      </w:r>
+    </w:p>
+    <w:p>
+      <w:pPr>
+        <w:pStyle w:val="Heading2"/>
+      </w:pPr>
+      <w:r>
+        <w:t>4.3 Validation</w:t>
+      </w:r>
+    </w:p>
+    <w:p/>
+    <w:p>
+      <w:pPr>
+        <w:pStyle w:val="Heading1"/>
+      </w:pPr>
+      <w:r>
+        <w:t>5 Design and Alternate Designs</w:t>
       </w:r>
     </w:p>
     <w:p>
@@ -279,7 +1361,7 @@
         </w:numPr>
       </w:pPr>
       <w:r>
-        <w:t>Project Design – architecture and implementation of your project and how it works </w:t>
+        <w:t>Design and Alternate Designs – changes made to the source code due to testing results </w:t>
       </w:r>
     </w:p>
     <w:p/>
@@ -288,7 +1370,2347 @@
         <w:pStyle w:val="Heading1"/>
       </w:pPr>
       <w:r>
-        <w:t>4 Project Evaluation</w:t>
+        <w:t>6 Development History</w:t>
+      </w:r>
+    </w:p>
+    <w:p>
+      <w:r>
+        <w:t xml:space="preserve">The milestone table below defines our project timeline from initial planning through final submission. </w:t>
+      </w:r>
+      <w:r>
+        <w:t xml:space="preserve">Included are </w:t>
+      </w:r>
+      <w:r>
+        <w:t xml:space="preserve">internal build checkpoints (Alpha, Beta, and Submission-Ready) to </w:t>
+      </w:r>
+      <w:r>
+        <w:t>en</w:t>
+      </w:r>
+      <w:r>
+        <w:t xml:space="preserve">sure the game is playable early and continues to improve through testing and polish. </w:t>
+      </w:r>
+      <w:r>
+        <w:t>The team used these milestones to stay organized and track progress, during the development the team managed to adhere to the timeline as specified.</w:t>
+      </w:r>
+      <w:r>
+        <w:t xml:space="preserve"> The team leverag</w:t>
+      </w:r>
+      <w:r>
+        <w:t xml:space="preserve">ed </w:t>
+      </w:r>
+      <w:r>
+        <w:t>one week sprint cycles, from Friday to Friday.</w:t>
+      </w:r>
+      <w:r>
+        <w:br/>
+      </w:r>
+    </w:p>
+    <w:tbl>
+      <w:tblPr>
+        <w:tblW w:w="0" w:type="auto"/>
+        <w:tblBorders>
+          <w:top w:val="single" w:sz="4" w:space="0" w:color="auto"/>
+          <w:left w:val="single" w:sz="4" w:space="0" w:color="auto"/>
+          <w:bottom w:val="single" w:sz="4" w:space="0" w:color="auto"/>
+          <w:right w:val="single" w:sz="4" w:space="0" w:color="auto"/>
+          <w:insideH w:val="single" w:sz="4" w:space="0" w:color="auto"/>
+          <w:insideV w:val="single" w:sz="4" w:space="0" w:color="auto"/>
+        </w:tblBorders>
+        <w:tblCellMar>
+          <w:top w:w="15" w:type="dxa"/>
+          <w:left w:w="15" w:type="dxa"/>
+          <w:bottom w:w="15" w:type="dxa"/>
+          <w:right w:w="15" w:type="dxa"/>
+        </w:tblCellMar>
+        <w:tblLook w:val="04A0" w:firstRow="1" w:lastRow="0" w:firstColumn="1" w:lastColumn="0" w:noHBand="0" w:noVBand="1"/>
+      </w:tblPr>
+      <w:tblGrid>
+        <w:gridCol w:w="2292"/>
+        <w:gridCol w:w="955"/>
+        <w:gridCol w:w="945"/>
+        <w:gridCol w:w="1660"/>
+        <w:gridCol w:w="3498"/>
+      </w:tblGrid>
+      <w:tr>
+        <w:trPr>
+          <w:trHeight w:val="770"/>
+        </w:trPr>
+        <w:tc>
+          <w:tcPr>
+            <w:tcW w:w="0" w:type="auto"/>
+            <w:tcMar>
+              <w:top w:w="100" w:type="dxa"/>
+              <w:left w:w="100" w:type="dxa"/>
+              <w:bottom w:w="100" w:type="dxa"/>
+              <w:right w:w="100" w:type="dxa"/>
+            </w:tcMar>
+            <w:hideMark/>
+          </w:tcPr>
+          <w:p>
+            <w:pPr>
+              <w:rPr>
+                <w:sz w:val="18"/>
+                <w:szCs w:val="18"/>
+              </w:rPr>
+            </w:pPr>
+            <w:r>
+              <w:rPr>
+                <w:b/>
+                <w:bCs/>
+                <w:sz w:val="18"/>
+                <w:szCs w:val="18"/>
+              </w:rPr>
+              <w:t>Milestone</w:t>
+            </w:r>
+          </w:p>
+        </w:tc>
+        <w:tc>
+          <w:tcPr>
+            <w:tcW w:w="0" w:type="auto"/>
+            <w:tcMar>
+              <w:top w:w="100" w:type="dxa"/>
+              <w:left w:w="100" w:type="dxa"/>
+              <w:bottom w:w="100" w:type="dxa"/>
+              <w:right w:w="100" w:type="dxa"/>
+            </w:tcMar>
+            <w:hideMark/>
+          </w:tcPr>
+          <w:p>
+            <w:pPr>
+              <w:rPr>
+                <w:sz w:val="18"/>
+                <w:szCs w:val="18"/>
+              </w:rPr>
+            </w:pPr>
+            <w:r>
+              <w:rPr>
+                <w:b/>
+                <w:bCs/>
+                <w:sz w:val="18"/>
+                <w:szCs w:val="18"/>
+              </w:rPr>
+              <w:t>Start Date</w:t>
+            </w:r>
+          </w:p>
+        </w:tc>
+        <w:tc>
+          <w:tcPr>
+            <w:tcW w:w="0" w:type="auto"/>
+            <w:tcMar>
+              <w:top w:w="100" w:type="dxa"/>
+              <w:left w:w="100" w:type="dxa"/>
+              <w:bottom w:w="100" w:type="dxa"/>
+              <w:right w:w="100" w:type="dxa"/>
+            </w:tcMar>
+            <w:hideMark/>
+          </w:tcPr>
+          <w:p>
+            <w:pPr>
+              <w:rPr>
+                <w:sz w:val="18"/>
+                <w:szCs w:val="18"/>
+              </w:rPr>
+            </w:pPr>
+            <w:r>
+              <w:rPr>
+                <w:b/>
+                <w:bCs/>
+                <w:sz w:val="18"/>
+                <w:szCs w:val="18"/>
+              </w:rPr>
+              <w:t>End Date</w:t>
+            </w:r>
+          </w:p>
+        </w:tc>
+        <w:tc>
+          <w:tcPr>
+            <w:tcW w:w="0" w:type="auto"/>
+            <w:tcMar>
+              <w:top w:w="100" w:type="dxa"/>
+              <w:left w:w="100" w:type="dxa"/>
+              <w:bottom w:w="100" w:type="dxa"/>
+              <w:right w:w="100" w:type="dxa"/>
+            </w:tcMar>
+            <w:hideMark/>
+          </w:tcPr>
+          <w:p>
+            <w:pPr>
+              <w:rPr>
+                <w:sz w:val="18"/>
+                <w:szCs w:val="18"/>
+              </w:rPr>
+            </w:pPr>
+            <w:r>
+              <w:rPr>
+                <w:b/>
+                <w:bCs/>
+                <w:sz w:val="18"/>
+                <w:szCs w:val="18"/>
+              </w:rPr>
+              <w:t>Est. Effort (Team Hours)</w:t>
+            </w:r>
+          </w:p>
+        </w:tc>
+        <w:tc>
+          <w:tcPr>
+            <w:tcW w:w="0" w:type="auto"/>
+            <w:tcMar>
+              <w:top w:w="100" w:type="dxa"/>
+              <w:left w:w="100" w:type="dxa"/>
+              <w:bottom w:w="100" w:type="dxa"/>
+              <w:right w:w="100" w:type="dxa"/>
+            </w:tcMar>
+            <w:hideMark/>
+          </w:tcPr>
+          <w:p>
+            <w:pPr>
+              <w:rPr>
+                <w:sz w:val="18"/>
+                <w:szCs w:val="18"/>
+              </w:rPr>
+            </w:pPr>
+            <w:r>
+              <w:rPr>
+                <w:b/>
+                <w:bCs/>
+                <w:sz w:val="18"/>
+                <w:szCs w:val="18"/>
+              </w:rPr>
+              <w:t>Completion Criteria</w:t>
+            </w:r>
+          </w:p>
+        </w:tc>
+      </w:tr>
+      <w:tr>
+        <w:trPr>
+          <w:trHeight w:val="770"/>
+        </w:trPr>
+        <w:tc>
+          <w:tcPr>
+            <w:tcW w:w="0" w:type="auto"/>
+            <w:tcMar>
+              <w:top w:w="100" w:type="dxa"/>
+              <w:left w:w="100" w:type="dxa"/>
+              <w:bottom w:w="100" w:type="dxa"/>
+              <w:right w:w="100" w:type="dxa"/>
+            </w:tcMar>
+            <w:hideMark/>
+          </w:tcPr>
+          <w:p>
+            <w:pPr>
+              <w:rPr>
+                <w:sz w:val="18"/>
+                <w:szCs w:val="18"/>
+              </w:rPr>
+            </w:pPr>
+            <w:r>
+              <w:rPr>
+                <w:sz w:val="18"/>
+                <w:szCs w:val="18"/>
+              </w:rPr>
+              <w:t>Project Plan (Course)</w:t>
+            </w:r>
+          </w:p>
+        </w:tc>
+        <w:tc>
+          <w:tcPr>
+            <w:tcW w:w="0" w:type="auto"/>
+            <w:tcMar>
+              <w:top w:w="100" w:type="dxa"/>
+              <w:left w:w="100" w:type="dxa"/>
+              <w:bottom w:w="100" w:type="dxa"/>
+              <w:right w:w="100" w:type="dxa"/>
+            </w:tcMar>
+            <w:hideMark/>
+          </w:tcPr>
+          <w:p>
+            <w:pPr>
+              <w:rPr>
+                <w:sz w:val="18"/>
+                <w:szCs w:val="18"/>
+              </w:rPr>
+            </w:pPr>
+            <w:r>
+              <w:rPr>
+                <w:sz w:val="18"/>
+                <w:szCs w:val="18"/>
+              </w:rPr>
+              <w:t>Jan 19, 2026</w:t>
+            </w:r>
+          </w:p>
+        </w:tc>
+        <w:tc>
+          <w:tcPr>
+            <w:tcW w:w="0" w:type="auto"/>
+            <w:tcMar>
+              <w:top w:w="100" w:type="dxa"/>
+              <w:left w:w="100" w:type="dxa"/>
+              <w:bottom w:w="100" w:type="dxa"/>
+              <w:right w:w="100" w:type="dxa"/>
+            </w:tcMar>
+            <w:hideMark/>
+          </w:tcPr>
+          <w:p>
+            <w:pPr>
+              <w:rPr>
+                <w:sz w:val="18"/>
+                <w:szCs w:val="18"/>
+              </w:rPr>
+            </w:pPr>
+            <w:r>
+              <w:rPr>
+                <w:sz w:val="18"/>
+                <w:szCs w:val="18"/>
+              </w:rPr>
+              <w:t>Jan 20, 2026</w:t>
+            </w:r>
+          </w:p>
+        </w:tc>
+        <w:tc>
+          <w:tcPr>
+            <w:tcW w:w="0" w:type="auto"/>
+            <w:tcMar>
+              <w:top w:w="100" w:type="dxa"/>
+              <w:left w:w="100" w:type="dxa"/>
+              <w:bottom w:w="100" w:type="dxa"/>
+              <w:right w:w="100" w:type="dxa"/>
+            </w:tcMar>
+            <w:hideMark/>
+          </w:tcPr>
+          <w:p>
+            <w:pPr>
+              <w:rPr>
+                <w:sz w:val="18"/>
+                <w:szCs w:val="18"/>
+              </w:rPr>
+            </w:pPr>
+            <w:r>
+              <w:rPr>
+                <w:sz w:val="18"/>
+                <w:szCs w:val="18"/>
+              </w:rPr>
+              <w:t>4–6</w:t>
+            </w:r>
+          </w:p>
+        </w:tc>
+        <w:tc>
+          <w:tcPr>
+            <w:tcW w:w="0" w:type="auto"/>
+            <w:tcMar>
+              <w:top w:w="100" w:type="dxa"/>
+              <w:left w:w="100" w:type="dxa"/>
+              <w:bottom w:w="100" w:type="dxa"/>
+              <w:right w:w="100" w:type="dxa"/>
+            </w:tcMar>
+            <w:hideMark/>
+          </w:tcPr>
+          <w:p>
+            <w:pPr>
+              <w:rPr>
+                <w:sz w:val="18"/>
+                <w:szCs w:val="18"/>
+              </w:rPr>
+            </w:pPr>
+            <w:r>
+              <w:rPr>
+                <w:sz w:val="18"/>
+                <w:szCs w:val="18"/>
+              </w:rPr>
+              <w:t>Plan completed and agreed on by team</w:t>
+            </w:r>
+          </w:p>
+        </w:tc>
+      </w:tr>
+      <w:tr>
+        <w:trPr>
+          <w:trHeight w:val="770"/>
+        </w:trPr>
+        <w:tc>
+          <w:tcPr>
+            <w:tcW w:w="0" w:type="auto"/>
+            <w:tcMar>
+              <w:top w:w="100" w:type="dxa"/>
+              <w:left w:w="100" w:type="dxa"/>
+              <w:bottom w:w="100" w:type="dxa"/>
+              <w:right w:w="100" w:type="dxa"/>
+            </w:tcMar>
+            <w:hideMark/>
+          </w:tcPr>
+          <w:p>
+            <w:pPr>
+              <w:rPr>
+                <w:sz w:val="18"/>
+                <w:szCs w:val="18"/>
+              </w:rPr>
+            </w:pPr>
+            <w:r>
+              <w:rPr>
+                <w:sz w:val="18"/>
+                <w:szCs w:val="18"/>
+              </w:rPr>
+              <w:lastRenderedPageBreak/>
+              <w:t>Project Design (Course)</w:t>
+            </w:r>
+          </w:p>
+        </w:tc>
+        <w:tc>
+          <w:tcPr>
+            <w:tcW w:w="0" w:type="auto"/>
+            <w:tcMar>
+              <w:top w:w="100" w:type="dxa"/>
+              <w:left w:w="100" w:type="dxa"/>
+              <w:bottom w:w="100" w:type="dxa"/>
+              <w:right w:w="100" w:type="dxa"/>
+            </w:tcMar>
+            <w:hideMark/>
+          </w:tcPr>
+          <w:p>
+            <w:pPr>
+              <w:rPr>
+                <w:sz w:val="18"/>
+                <w:szCs w:val="18"/>
+              </w:rPr>
+            </w:pPr>
+            <w:r>
+              <w:rPr>
+                <w:sz w:val="18"/>
+                <w:szCs w:val="18"/>
+              </w:rPr>
+              <w:t>Jan 21, 2026</w:t>
+            </w:r>
+          </w:p>
+        </w:tc>
+        <w:tc>
+          <w:tcPr>
+            <w:tcW w:w="0" w:type="auto"/>
+            <w:tcMar>
+              <w:top w:w="100" w:type="dxa"/>
+              <w:left w:w="100" w:type="dxa"/>
+              <w:bottom w:w="100" w:type="dxa"/>
+              <w:right w:w="100" w:type="dxa"/>
+            </w:tcMar>
+            <w:hideMark/>
+          </w:tcPr>
+          <w:p>
+            <w:pPr>
+              <w:rPr>
+                <w:sz w:val="18"/>
+                <w:szCs w:val="18"/>
+              </w:rPr>
+            </w:pPr>
+            <w:r>
+              <w:rPr>
+                <w:sz w:val="18"/>
+                <w:szCs w:val="18"/>
+              </w:rPr>
+              <w:t>Jan 27, 2026</w:t>
+            </w:r>
+          </w:p>
+        </w:tc>
+        <w:tc>
+          <w:tcPr>
+            <w:tcW w:w="0" w:type="auto"/>
+            <w:tcMar>
+              <w:top w:w="100" w:type="dxa"/>
+              <w:left w:w="100" w:type="dxa"/>
+              <w:bottom w:w="100" w:type="dxa"/>
+              <w:right w:w="100" w:type="dxa"/>
+            </w:tcMar>
+            <w:hideMark/>
+          </w:tcPr>
+          <w:p>
+            <w:pPr>
+              <w:rPr>
+                <w:sz w:val="18"/>
+                <w:szCs w:val="18"/>
+              </w:rPr>
+            </w:pPr>
+            <w:r>
+              <w:rPr>
+                <w:sz w:val="18"/>
+                <w:szCs w:val="18"/>
+              </w:rPr>
+              <w:t>6–10</w:t>
+            </w:r>
+          </w:p>
+        </w:tc>
+        <w:tc>
+          <w:tcPr>
+            <w:tcW w:w="0" w:type="auto"/>
+            <w:tcMar>
+              <w:top w:w="100" w:type="dxa"/>
+              <w:left w:w="100" w:type="dxa"/>
+              <w:bottom w:w="100" w:type="dxa"/>
+              <w:right w:w="100" w:type="dxa"/>
+            </w:tcMar>
+            <w:hideMark/>
+          </w:tcPr>
+          <w:p>
+            <w:pPr>
+              <w:rPr>
+                <w:sz w:val="18"/>
+                <w:szCs w:val="18"/>
+              </w:rPr>
+            </w:pPr>
+            <w:r>
+              <w:rPr>
+                <w:sz w:val="18"/>
+                <w:szCs w:val="18"/>
+              </w:rPr>
+              <w:t>Core gameplay + feature list finalized</w:t>
+            </w:r>
+          </w:p>
+        </w:tc>
+      </w:tr>
+      <w:tr>
+        <w:trPr>
+          <w:trHeight w:val="770"/>
+        </w:trPr>
+        <w:tc>
+          <w:tcPr>
+            <w:tcW w:w="0" w:type="auto"/>
+            <w:tcMar>
+              <w:top w:w="100" w:type="dxa"/>
+              <w:left w:w="100" w:type="dxa"/>
+              <w:bottom w:w="100" w:type="dxa"/>
+              <w:right w:w="100" w:type="dxa"/>
+            </w:tcMar>
+            <w:hideMark/>
+          </w:tcPr>
+          <w:p>
+            <w:pPr>
+              <w:rPr>
+                <w:sz w:val="18"/>
+                <w:szCs w:val="18"/>
+              </w:rPr>
+            </w:pPr>
+            <w:r>
+              <w:rPr>
+                <w:sz w:val="18"/>
+                <w:szCs w:val="18"/>
+              </w:rPr>
+              <w:t>Core Setup Complete</w:t>
+            </w:r>
+          </w:p>
+        </w:tc>
+        <w:tc>
+          <w:tcPr>
+            <w:tcW w:w="0" w:type="auto"/>
+            <w:tcMar>
+              <w:top w:w="100" w:type="dxa"/>
+              <w:left w:w="100" w:type="dxa"/>
+              <w:bottom w:w="100" w:type="dxa"/>
+              <w:right w:w="100" w:type="dxa"/>
+            </w:tcMar>
+            <w:hideMark/>
+          </w:tcPr>
+          <w:p>
+            <w:pPr>
+              <w:rPr>
+                <w:sz w:val="18"/>
+                <w:szCs w:val="18"/>
+              </w:rPr>
+            </w:pPr>
+            <w:r>
+              <w:rPr>
+                <w:sz w:val="18"/>
+                <w:szCs w:val="18"/>
+              </w:rPr>
+              <w:t>Jan 23, 2026</w:t>
+            </w:r>
+          </w:p>
+        </w:tc>
+        <w:tc>
+          <w:tcPr>
+            <w:tcW w:w="0" w:type="auto"/>
+            <w:tcMar>
+              <w:top w:w="100" w:type="dxa"/>
+              <w:left w:w="100" w:type="dxa"/>
+              <w:bottom w:w="100" w:type="dxa"/>
+              <w:right w:w="100" w:type="dxa"/>
+            </w:tcMar>
+            <w:hideMark/>
+          </w:tcPr>
+          <w:p>
+            <w:pPr>
+              <w:rPr>
+                <w:sz w:val="18"/>
+                <w:szCs w:val="18"/>
+              </w:rPr>
+            </w:pPr>
+            <w:r>
+              <w:rPr>
+                <w:sz w:val="18"/>
+                <w:szCs w:val="18"/>
+              </w:rPr>
+              <w:t>Jan 31, 2026</w:t>
+            </w:r>
+          </w:p>
+        </w:tc>
+        <w:tc>
+          <w:tcPr>
+            <w:tcW w:w="0" w:type="auto"/>
+            <w:tcMar>
+              <w:top w:w="100" w:type="dxa"/>
+              <w:left w:w="100" w:type="dxa"/>
+              <w:bottom w:w="100" w:type="dxa"/>
+              <w:right w:w="100" w:type="dxa"/>
+            </w:tcMar>
+            <w:hideMark/>
+          </w:tcPr>
+          <w:p>
+            <w:pPr>
+              <w:rPr>
+                <w:sz w:val="18"/>
+                <w:szCs w:val="18"/>
+              </w:rPr>
+            </w:pPr>
+            <w:r>
+              <w:rPr>
+                <w:sz w:val="18"/>
+                <w:szCs w:val="18"/>
+              </w:rPr>
+              <w:t>12–18</w:t>
+            </w:r>
+          </w:p>
+        </w:tc>
+        <w:tc>
+          <w:tcPr>
+            <w:tcW w:w="0" w:type="auto"/>
+            <w:tcMar>
+              <w:top w:w="100" w:type="dxa"/>
+              <w:left w:w="100" w:type="dxa"/>
+              <w:bottom w:w="100" w:type="dxa"/>
+              <w:right w:w="100" w:type="dxa"/>
+            </w:tcMar>
+            <w:hideMark/>
+          </w:tcPr>
+          <w:p>
+            <w:pPr>
+              <w:rPr>
+                <w:sz w:val="18"/>
+                <w:szCs w:val="18"/>
+              </w:rPr>
+            </w:pPr>
+            <w:r>
+              <w:rPr>
+                <w:sz w:val="18"/>
+                <w:szCs w:val="18"/>
+              </w:rPr>
+              <w:t>Pygame runs; paddle + ball move; basic collisions work</w:t>
+            </w:r>
+          </w:p>
+        </w:tc>
+      </w:tr>
+      <w:tr>
+        <w:trPr>
+          <w:trHeight w:val="770"/>
+        </w:trPr>
+        <w:tc>
+          <w:tcPr>
+            <w:tcW w:w="0" w:type="auto"/>
+            <w:tcMar>
+              <w:top w:w="100" w:type="dxa"/>
+              <w:left w:w="100" w:type="dxa"/>
+              <w:bottom w:w="100" w:type="dxa"/>
+              <w:right w:w="100" w:type="dxa"/>
+            </w:tcMar>
+            <w:hideMark/>
+          </w:tcPr>
+          <w:p>
+            <w:pPr>
+              <w:rPr>
+                <w:sz w:val="18"/>
+                <w:szCs w:val="18"/>
+              </w:rPr>
+            </w:pPr>
+            <w:r>
+              <w:rPr>
+                <w:b/>
+                <w:bCs/>
+                <w:sz w:val="18"/>
+                <w:szCs w:val="18"/>
+              </w:rPr>
+              <w:t>Alpha Build (Internal)</w:t>
+            </w:r>
+          </w:p>
+        </w:tc>
+        <w:tc>
+          <w:tcPr>
+            <w:tcW w:w="0" w:type="auto"/>
+            <w:tcMar>
+              <w:top w:w="100" w:type="dxa"/>
+              <w:left w:w="100" w:type="dxa"/>
+              <w:bottom w:w="100" w:type="dxa"/>
+              <w:right w:w="100" w:type="dxa"/>
+            </w:tcMar>
+            <w:hideMark/>
+          </w:tcPr>
+          <w:p>
+            <w:pPr>
+              <w:rPr>
+                <w:sz w:val="18"/>
+                <w:szCs w:val="18"/>
+              </w:rPr>
+            </w:pPr>
+            <w:r>
+              <w:rPr>
+                <w:sz w:val="18"/>
+                <w:szCs w:val="18"/>
+              </w:rPr>
+              <w:t>Jan 28, 2026</w:t>
+            </w:r>
+          </w:p>
+        </w:tc>
+        <w:tc>
+          <w:tcPr>
+            <w:tcW w:w="0" w:type="auto"/>
+            <w:tcMar>
+              <w:top w:w="100" w:type="dxa"/>
+              <w:left w:w="100" w:type="dxa"/>
+              <w:bottom w:w="100" w:type="dxa"/>
+              <w:right w:w="100" w:type="dxa"/>
+            </w:tcMar>
+            <w:hideMark/>
+          </w:tcPr>
+          <w:p>
+            <w:pPr>
+              <w:rPr>
+                <w:sz w:val="18"/>
+                <w:szCs w:val="18"/>
+              </w:rPr>
+            </w:pPr>
+            <w:r>
+              <w:rPr>
+                <w:sz w:val="18"/>
+                <w:szCs w:val="18"/>
+              </w:rPr>
+              <w:t>Feb 2, 2026</w:t>
+            </w:r>
+          </w:p>
+        </w:tc>
+        <w:tc>
+          <w:tcPr>
+            <w:tcW w:w="0" w:type="auto"/>
+            <w:tcMar>
+              <w:top w:w="100" w:type="dxa"/>
+              <w:left w:w="100" w:type="dxa"/>
+              <w:bottom w:w="100" w:type="dxa"/>
+              <w:right w:w="100" w:type="dxa"/>
+            </w:tcMar>
+            <w:hideMark/>
+          </w:tcPr>
+          <w:p>
+            <w:pPr>
+              <w:rPr>
+                <w:sz w:val="18"/>
+                <w:szCs w:val="18"/>
+              </w:rPr>
+            </w:pPr>
+            <w:r>
+              <w:rPr>
+                <w:sz w:val="18"/>
+                <w:szCs w:val="18"/>
+              </w:rPr>
+              <w:t>18–30</w:t>
+            </w:r>
+          </w:p>
+        </w:tc>
+        <w:tc>
+          <w:tcPr>
+            <w:tcW w:w="0" w:type="auto"/>
+            <w:tcMar>
+              <w:top w:w="100" w:type="dxa"/>
+              <w:left w:w="100" w:type="dxa"/>
+              <w:bottom w:w="100" w:type="dxa"/>
+              <w:right w:w="100" w:type="dxa"/>
+            </w:tcMar>
+            <w:hideMark/>
+          </w:tcPr>
+          <w:p>
+            <w:pPr>
+              <w:rPr>
+                <w:sz w:val="18"/>
+                <w:szCs w:val="18"/>
+              </w:rPr>
+            </w:pPr>
+            <w:r>
+              <w:rPr>
+                <w:sz w:val="18"/>
+                <w:szCs w:val="18"/>
+              </w:rPr>
+              <w:t>1 playable level; blocks break; scoring + lives; win/lose works</w:t>
+            </w:r>
+          </w:p>
+        </w:tc>
+      </w:tr>
+      <w:tr>
+        <w:trPr>
+          <w:trHeight w:val="770"/>
+        </w:trPr>
+        <w:tc>
+          <w:tcPr>
+            <w:tcW w:w="0" w:type="auto"/>
+            <w:tcMar>
+              <w:top w:w="100" w:type="dxa"/>
+              <w:left w:w="100" w:type="dxa"/>
+              <w:bottom w:w="100" w:type="dxa"/>
+              <w:right w:w="100" w:type="dxa"/>
+            </w:tcMar>
+            <w:hideMark/>
+          </w:tcPr>
+          <w:p>
+            <w:pPr>
+              <w:rPr>
+                <w:sz w:val="18"/>
+                <w:szCs w:val="18"/>
+              </w:rPr>
+            </w:pPr>
+            <w:r>
+              <w:rPr>
+                <w:sz w:val="18"/>
+                <w:szCs w:val="18"/>
+              </w:rPr>
+              <w:t>Phase I Source (Course)</w:t>
+            </w:r>
+          </w:p>
+        </w:tc>
+        <w:tc>
+          <w:tcPr>
+            <w:tcW w:w="0" w:type="auto"/>
+            <w:tcMar>
+              <w:top w:w="100" w:type="dxa"/>
+              <w:left w:w="100" w:type="dxa"/>
+              <w:bottom w:w="100" w:type="dxa"/>
+              <w:right w:w="100" w:type="dxa"/>
+            </w:tcMar>
+            <w:hideMark/>
+          </w:tcPr>
+          <w:p>
+            <w:pPr>
+              <w:rPr>
+                <w:sz w:val="18"/>
+                <w:szCs w:val="18"/>
+              </w:rPr>
+            </w:pPr>
+            <w:r>
+              <w:rPr>
+                <w:sz w:val="18"/>
+                <w:szCs w:val="18"/>
+              </w:rPr>
+              <w:t>Feb 1, 2026</w:t>
+            </w:r>
+          </w:p>
+        </w:tc>
+        <w:tc>
+          <w:tcPr>
+            <w:tcW w:w="0" w:type="auto"/>
+            <w:tcMar>
+              <w:top w:w="100" w:type="dxa"/>
+              <w:left w:w="100" w:type="dxa"/>
+              <w:bottom w:w="100" w:type="dxa"/>
+              <w:right w:w="100" w:type="dxa"/>
+            </w:tcMar>
+            <w:hideMark/>
+          </w:tcPr>
+          <w:p>
+            <w:pPr>
+              <w:rPr>
+                <w:sz w:val="18"/>
+                <w:szCs w:val="18"/>
+              </w:rPr>
+            </w:pPr>
+            <w:r>
+              <w:rPr>
+                <w:sz w:val="18"/>
+                <w:szCs w:val="18"/>
+              </w:rPr>
+              <w:t>Feb 3, 2026</w:t>
+            </w:r>
+          </w:p>
+        </w:tc>
+        <w:tc>
+          <w:tcPr>
+            <w:tcW w:w="0" w:type="auto"/>
+            <w:tcMar>
+              <w:top w:w="100" w:type="dxa"/>
+              <w:left w:w="100" w:type="dxa"/>
+              <w:bottom w:w="100" w:type="dxa"/>
+              <w:right w:w="100" w:type="dxa"/>
+            </w:tcMar>
+            <w:hideMark/>
+          </w:tcPr>
+          <w:p>
+            <w:pPr>
+              <w:rPr>
+                <w:sz w:val="18"/>
+                <w:szCs w:val="18"/>
+              </w:rPr>
+            </w:pPr>
+            <w:r>
+              <w:rPr>
+                <w:sz w:val="18"/>
+                <w:szCs w:val="18"/>
+              </w:rPr>
+              <w:t>3–5</w:t>
+            </w:r>
+          </w:p>
+        </w:tc>
+        <w:tc>
+          <w:tcPr>
+            <w:tcW w:w="0" w:type="auto"/>
+            <w:tcMar>
+              <w:top w:w="100" w:type="dxa"/>
+              <w:left w:w="100" w:type="dxa"/>
+              <w:bottom w:w="100" w:type="dxa"/>
+              <w:right w:w="100" w:type="dxa"/>
+            </w:tcMar>
+            <w:hideMark/>
+          </w:tcPr>
+          <w:p>
+            <w:pPr>
+              <w:rPr>
+                <w:sz w:val="18"/>
+                <w:szCs w:val="18"/>
+              </w:rPr>
+            </w:pPr>
+            <w:r>
+              <w:rPr>
+                <w:sz w:val="18"/>
+                <w:szCs w:val="18"/>
+              </w:rPr>
+              <w:t>Phase I code submitted and runs correctly</w:t>
+            </w:r>
+          </w:p>
+        </w:tc>
+      </w:tr>
+      <w:tr>
+        <w:trPr>
+          <w:trHeight w:val="770"/>
+        </w:trPr>
+        <w:tc>
+          <w:tcPr>
+            <w:tcW w:w="0" w:type="auto"/>
+            <w:tcMar>
+              <w:top w:w="100" w:type="dxa"/>
+              <w:left w:w="100" w:type="dxa"/>
+              <w:bottom w:w="100" w:type="dxa"/>
+              <w:right w:w="100" w:type="dxa"/>
+            </w:tcMar>
+            <w:hideMark/>
+          </w:tcPr>
+          <w:p>
+            <w:pPr>
+              <w:rPr>
+                <w:sz w:val="18"/>
+                <w:szCs w:val="18"/>
+              </w:rPr>
+            </w:pPr>
+            <w:r>
+              <w:rPr>
+                <w:sz w:val="18"/>
+                <w:szCs w:val="18"/>
+              </w:rPr>
+              <w:t>Peer Review 1 (Course)</w:t>
+            </w:r>
+          </w:p>
+        </w:tc>
+        <w:tc>
+          <w:tcPr>
+            <w:tcW w:w="0" w:type="auto"/>
+            <w:tcMar>
+              <w:top w:w="100" w:type="dxa"/>
+              <w:left w:w="100" w:type="dxa"/>
+              <w:bottom w:w="100" w:type="dxa"/>
+              <w:right w:w="100" w:type="dxa"/>
+            </w:tcMar>
+            <w:hideMark/>
+          </w:tcPr>
+          <w:p>
+            <w:pPr>
+              <w:rPr>
+                <w:sz w:val="18"/>
+                <w:szCs w:val="18"/>
+              </w:rPr>
+            </w:pPr>
+            <w:r>
+              <w:rPr>
+                <w:sz w:val="18"/>
+                <w:szCs w:val="18"/>
+              </w:rPr>
+              <w:t>Feb 1, 2026</w:t>
+            </w:r>
+          </w:p>
+        </w:tc>
+        <w:tc>
+          <w:tcPr>
+            <w:tcW w:w="0" w:type="auto"/>
+            <w:tcMar>
+              <w:top w:w="100" w:type="dxa"/>
+              <w:left w:w="100" w:type="dxa"/>
+              <w:bottom w:w="100" w:type="dxa"/>
+              <w:right w:w="100" w:type="dxa"/>
+            </w:tcMar>
+            <w:hideMark/>
+          </w:tcPr>
+          <w:p>
+            <w:pPr>
+              <w:rPr>
+                <w:sz w:val="18"/>
+                <w:szCs w:val="18"/>
+              </w:rPr>
+            </w:pPr>
+            <w:r>
+              <w:rPr>
+                <w:sz w:val="18"/>
+                <w:szCs w:val="18"/>
+              </w:rPr>
+              <w:t>Feb 3, 2026</w:t>
+            </w:r>
+          </w:p>
+        </w:tc>
+        <w:tc>
+          <w:tcPr>
+            <w:tcW w:w="0" w:type="auto"/>
+            <w:tcMar>
+              <w:top w:w="100" w:type="dxa"/>
+              <w:left w:w="100" w:type="dxa"/>
+              <w:bottom w:w="100" w:type="dxa"/>
+              <w:right w:w="100" w:type="dxa"/>
+            </w:tcMar>
+            <w:hideMark/>
+          </w:tcPr>
+          <w:p>
+            <w:pPr>
+              <w:rPr>
+                <w:sz w:val="18"/>
+                <w:szCs w:val="18"/>
+              </w:rPr>
+            </w:pPr>
+            <w:r>
+              <w:rPr>
+                <w:sz w:val="18"/>
+                <w:szCs w:val="18"/>
+              </w:rPr>
+              <w:t>1</w:t>
+            </w:r>
+          </w:p>
+        </w:tc>
+        <w:tc>
+          <w:tcPr>
+            <w:tcW w:w="0" w:type="auto"/>
+            <w:tcMar>
+              <w:top w:w="100" w:type="dxa"/>
+              <w:left w:w="100" w:type="dxa"/>
+              <w:bottom w:w="100" w:type="dxa"/>
+              <w:right w:w="100" w:type="dxa"/>
+            </w:tcMar>
+            <w:hideMark/>
+          </w:tcPr>
+          <w:p>
+            <w:pPr>
+              <w:rPr>
+                <w:sz w:val="18"/>
+                <w:szCs w:val="18"/>
+              </w:rPr>
+            </w:pPr>
+            <w:r>
+              <w:rPr>
+                <w:sz w:val="18"/>
+                <w:szCs w:val="18"/>
+              </w:rPr>
+              <w:t>Submitted</w:t>
+            </w:r>
+          </w:p>
+        </w:tc>
+      </w:tr>
+      <w:tr>
+        <w:trPr>
+          <w:trHeight w:val="770"/>
+        </w:trPr>
+        <w:tc>
+          <w:tcPr>
+            <w:tcW w:w="0" w:type="auto"/>
+            <w:tcMar>
+              <w:top w:w="100" w:type="dxa"/>
+              <w:left w:w="100" w:type="dxa"/>
+              <w:bottom w:w="100" w:type="dxa"/>
+              <w:right w:w="100" w:type="dxa"/>
+            </w:tcMar>
+            <w:hideMark/>
+          </w:tcPr>
+          <w:p>
+            <w:pPr>
+              <w:rPr>
+                <w:sz w:val="18"/>
+                <w:szCs w:val="18"/>
+              </w:rPr>
+            </w:pPr>
+            <w:r>
+              <w:rPr>
+                <w:sz w:val="18"/>
+                <w:szCs w:val="18"/>
+              </w:rPr>
+              <w:t>Gameplay Complete</w:t>
+            </w:r>
+          </w:p>
+        </w:tc>
+        <w:tc>
+          <w:tcPr>
+            <w:tcW w:w="0" w:type="auto"/>
+            <w:tcMar>
+              <w:top w:w="100" w:type="dxa"/>
+              <w:left w:w="100" w:type="dxa"/>
+              <w:bottom w:w="100" w:type="dxa"/>
+              <w:right w:w="100" w:type="dxa"/>
+            </w:tcMar>
+            <w:hideMark/>
+          </w:tcPr>
+          <w:p>
+            <w:pPr>
+              <w:rPr>
+                <w:sz w:val="18"/>
+                <w:szCs w:val="18"/>
+              </w:rPr>
+            </w:pPr>
+            <w:r>
+              <w:rPr>
+                <w:sz w:val="18"/>
+                <w:szCs w:val="18"/>
+              </w:rPr>
+              <w:t>Feb 3, 2026</w:t>
+            </w:r>
+          </w:p>
+        </w:tc>
+        <w:tc>
+          <w:tcPr>
+            <w:tcW w:w="0" w:type="auto"/>
+            <w:tcMar>
+              <w:top w:w="100" w:type="dxa"/>
+              <w:left w:w="100" w:type="dxa"/>
+              <w:bottom w:w="100" w:type="dxa"/>
+              <w:right w:w="100" w:type="dxa"/>
+            </w:tcMar>
+            <w:hideMark/>
+          </w:tcPr>
+          <w:p>
+            <w:pPr>
+              <w:rPr>
+                <w:sz w:val="18"/>
+                <w:szCs w:val="18"/>
+              </w:rPr>
+            </w:pPr>
+            <w:r>
+              <w:rPr>
+                <w:sz w:val="18"/>
+                <w:szCs w:val="18"/>
+              </w:rPr>
+              <w:t>Feb 9, 2026</w:t>
+            </w:r>
+          </w:p>
+        </w:tc>
+        <w:tc>
+          <w:tcPr>
+            <w:tcW w:w="0" w:type="auto"/>
+            <w:tcMar>
+              <w:top w:w="100" w:type="dxa"/>
+              <w:left w:w="100" w:type="dxa"/>
+              <w:bottom w:w="100" w:type="dxa"/>
+              <w:right w:w="100" w:type="dxa"/>
+            </w:tcMar>
+            <w:hideMark/>
+          </w:tcPr>
+          <w:p>
+            <w:pPr>
+              <w:rPr>
+                <w:sz w:val="18"/>
+                <w:szCs w:val="18"/>
+              </w:rPr>
+            </w:pPr>
+            <w:r>
+              <w:rPr>
+                <w:sz w:val="18"/>
+                <w:szCs w:val="18"/>
+              </w:rPr>
+              <w:t>12–20</w:t>
+            </w:r>
+          </w:p>
+        </w:tc>
+        <w:tc>
+          <w:tcPr>
+            <w:tcW w:w="0" w:type="auto"/>
+            <w:tcMar>
+              <w:top w:w="100" w:type="dxa"/>
+              <w:left w:w="100" w:type="dxa"/>
+              <w:bottom w:w="100" w:type="dxa"/>
+              <w:right w:w="100" w:type="dxa"/>
+            </w:tcMar>
+            <w:hideMark/>
+          </w:tcPr>
+          <w:p>
+            <w:pPr>
+              <w:rPr>
+                <w:sz w:val="18"/>
+                <w:szCs w:val="18"/>
+              </w:rPr>
+            </w:pPr>
+            <w:r>
+              <w:rPr>
+                <w:sz w:val="18"/>
+                <w:szCs w:val="18"/>
+              </w:rPr>
+              <w:t>UI screens; physics stable; basic feedback added</w:t>
+            </w:r>
+          </w:p>
+        </w:tc>
+      </w:tr>
+      <w:tr>
+        <w:trPr>
+          <w:trHeight w:val="770"/>
+        </w:trPr>
+        <w:tc>
+          <w:tcPr>
+            <w:tcW w:w="0" w:type="auto"/>
+            <w:tcMar>
+              <w:top w:w="100" w:type="dxa"/>
+              <w:left w:w="100" w:type="dxa"/>
+              <w:bottom w:w="100" w:type="dxa"/>
+              <w:right w:w="100" w:type="dxa"/>
+            </w:tcMar>
+            <w:hideMark/>
+          </w:tcPr>
+          <w:p>
+            <w:pPr>
+              <w:rPr>
+                <w:sz w:val="18"/>
+                <w:szCs w:val="18"/>
+              </w:rPr>
+            </w:pPr>
+            <w:r>
+              <w:rPr>
+                <w:sz w:val="18"/>
+                <w:szCs w:val="18"/>
+              </w:rPr>
+              <w:t>Test Plan (Course)</w:t>
+            </w:r>
+          </w:p>
+        </w:tc>
+        <w:tc>
+          <w:tcPr>
+            <w:tcW w:w="0" w:type="auto"/>
+            <w:tcMar>
+              <w:top w:w="100" w:type="dxa"/>
+              <w:left w:w="100" w:type="dxa"/>
+              <w:bottom w:w="100" w:type="dxa"/>
+              <w:right w:w="100" w:type="dxa"/>
+            </w:tcMar>
+            <w:hideMark/>
+          </w:tcPr>
+          <w:p>
+            <w:pPr>
+              <w:rPr>
+                <w:sz w:val="18"/>
+                <w:szCs w:val="18"/>
+              </w:rPr>
+            </w:pPr>
+            <w:r>
+              <w:rPr>
+                <w:sz w:val="18"/>
+                <w:szCs w:val="18"/>
+              </w:rPr>
+              <w:t>Feb 6, 2026</w:t>
+            </w:r>
+          </w:p>
+        </w:tc>
+        <w:tc>
+          <w:tcPr>
+            <w:tcW w:w="0" w:type="auto"/>
+            <w:tcMar>
+              <w:top w:w="100" w:type="dxa"/>
+              <w:left w:w="100" w:type="dxa"/>
+              <w:bottom w:w="100" w:type="dxa"/>
+              <w:right w:w="100" w:type="dxa"/>
+            </w:tcMar>
+            <w:hideMark/>
+          </w:tcPr>
+          <w:p>
+            <w:pPr>
+              <w:rPr>
+                <w:sz w:val="18"/>
+                <w:szCs w:val="18"/>
+              </w:rPr>
+            </w:pPr>
+            <w:r>
+              <w:rPr>
+                <w:sz w:val="18"/>
+                <w:szCs w:val="18"/>
+              </w:rPr>
+              <w:t>Feb 10, 2026</w:t>
+            </w:r>
+          </w:p>
+        </w:tc>
+        <w:tc>
+          <w:tcPr>
+            <w:tcW w:w="0" w:type="auto"/>
+            <w:tcMar>
+              <w:top w:w="100" w:type="dxa"/>
+              <w:left w:w="100" w:type="dxa"/>
+              <w:bottom w:w="100" w:type="dxa"/>
+              <w:right w:w="100" w:type="dxa"/>
+            </w:tcMar>
+            <w:hideMark/>
+          </w:tcPr>
+          <w:p>
+            <w:pPr>
+              <w:rPr>
+                <w:sz w:val="18"/>
+                <w:szCs w:val="18"/>
+              </w:rPr>
+            </w:pPr>
+            <w:r>
+              <w:rPr>
+                <w:sz w:val="18"/>
+                <w:szCs w:val="18"/>
+              </w:rPr>
+              <w:t>5–8</w:t>
+            </w:r>
+          </w:p>
+        </w:tc>
+        <w:tc>
+          <w:tcPr>
+            <w:tcW w:w="0" w:type="auto"/>
+            <w:tcMar>
+              <w:top w:w="100" w:type="dxa"/>
+              <w:left w:w="100" w:type="dxa"/>
+              <w:bottom w:w="100" w:type="dxa"/>
+              <w:right w:w="100" w:type="dxa"/>
+            </w:tcMar>
+            <w:hideMark/>
+          </w:tcPr>
+          <w:p>
+            <w:pPr>
+              <w:rPr>
+                <w:sz w:val="18"/>
+                <w:szCs w:val="18"/>
+              </w:rPr>
+            </w:pPr>
+            <w:r>
+              <w:rPr>
+                <w:sz w:val="18"/>
+                <w:szCs w:val="18"/>
+              </w:rPr>
+              <w:t>Test cases written and organized</w:t>
+            </w:r>
+          </w:p>
+        </w:tc>
+      </w:tr>
+      <w:tr>
+        <w:trPr>
+          <w:trHeight w:val="770"/>
+        </w:trPr>
+        <w:tc>
+          <w:tcPr>
+            <w:tcW w:w="0" w:type="auto"/>
+            <w:tcMar>
+              <w:top w:w="100" w:type="dxa"/>
+              <w:left w:w="100" w:type="dxa"/>
+              <w:bottom w:w="100" w:type="dxa"/>
+              <w:right w:w="100" w:type="dxa"/>
+            </w:tcMar>
+            <w:hideMark/>
+          </w:tcPr>
+          <w:p>
+            <w:pPr>
+              <w:rPr>
+                <w:sz w:val="18"/>
+                <w:szCs w:val="18"/>
+              </w:rPr>
+            </w:pPr>
+            <w:r>
+              <w:rPr>
+                <w:b/>
+                <w:bCs/>
+                <w:sz w:val="18"/>
+                <w:szCs w:val="18"/>
+              </w:rPr>
+              <w:t>Beta Build (Internal)</w:t>
+            </w:r>
+          </w:p>
+        </w:tc>
+        <w:tc>
+          <w:tcPr>
+            <w:tcW w:w="0" w:type="auto"/>
+            <w:tcMar>
+              <w:top w:w="100" w:type="dxa"/>
+              <w:left w:w="100" w:type="dxa"/>
+              <w:bottom w:w="100" w:type="dxa"/>
+              <w:right w:w="100" w:type="dxa"/>
+            </w:tcMar>
+            <w:hideMark/>
+          </w:tcPr>
+          <w:p>
+            <w:pPr>
+              <w:rPr>
+                <w:sz w:val="18"/>
+                <w:szCs w:val="18"/>
+              </w:rPr>
+            </w:pPr>
+            <w:r>
+              <w:rPr>
+                <w:sz w:val="18"/>
+                <w:szCs w:val="18"/>
+              </w:rPr>
+              <w:t>Feb 10, 2026</w:t>
+            </w:r>
+          </w:p>
+        </w:tc>
+        <w:tc>
+          <w:tcPr>
+            <w:tcW w:w="0" w:type="auto"/>
+            <w:tcMar>
+              <w:top w:w="100" w:type="dxa"/>
+              <w:left w:w="100" w:type="dxa"/>
+              <w:bottom w:w="100" w:type="dxa"/>
+              <w:right w:w="100" w:type="dxa"/>
+            </w:tcMar>
+            <w:hideMark/>
+          </w:tcPr>
+          <w:p>
+            <w:pPr>
+              <w:rPr>
+                <w:sz w:val="18"/>
+                <w:szCs w:val="18"/>
+              </w:rPr>
+            </w:pPr>
+            <w:r>
+              <w:rPr>
+                <w:sz w:val="18"/>
+                <w:szCs w:val="18"/>
+              </w:rPr>
+              <w:t>Feb 14, 2026</w:t>
+            </w:r>
+          </w:p>
+        </w:tc>
+        <w:tc>
+          <w:tcPr>
+            <w:tcW w:w="0" w:type="auto"/>
+            <w:tcMar>
+              <w:top w:w="100" w:type="dxa"/>
+              <w:left w:w="100" w:type="dxa"/>
+              <w:bottom w:w="100" w:type="dxa"/>
+              <w:right w:w="100" w:type="dxa"/>
+            </w:tcMar>
+            <w:hideMark/>
+          </w:tcPr>
+          <w:p>
+            <w:pPr>
+              <w:rPr>
+                <w:sz w:val="18"/>
+                <w:szCs w:val="18"/>
+              </w:rPr>
+            </w:pPr>
+            <w:r>
+              <w:rPr>
+                <w:sz w:val="18"/>
+                <w:szCs w:val="18"/>
+              </w:rPr>
+              <w:t>16–28</w:t>
+            </w:r>
+          </w:p>
+        </w:tc>
+        <w:tc>
+          <w:tcPr>
+            <w:tcW w:w="0" w:type="auto"/>
+            <w:tcMar>
+              <w:top w:w="100" w:type="dxa"/>
+              <w:left w:w="100" w:type="dxa"/>
+              <w:bottom w:w="100" w:type="dxa"/>
+              <w:right w:w="100" w:type="dxa"/>
+            </w:tcMar>
+            <w:hideMark/>
+          </w:tcPr>
+          <w:p>
+            <w:pPr>
+              <w:rPr>
+                <w:sz w:val="18"/>
+                <w:szCs w:val="18"/>
+              </w:rPr>
+            </w:pPr>
+            <w:r>
+              <w:rPr>
+                <w:sz w:val="18"/>
+                <w:szCs w:val="18"/>
+              </w:rPr>
+              <w:t>Feature-complete; focus on bug fixing and polish</w:t>
+            </w:r>
+          </w:p>
+        </w:tc>
+      </w:tr>
+      <w:tr>
+        <w:trPr>
+          <w:trHeight w:val="770"/>
+        </w:trPr>
+        <w:tc>
+          <w:tcPr>
+            <w:tcW w:w="0" w:type="auto"/>
+            <w:tcMar>
+              <w:top w:w="100" w:type="dxa"/>
+              <w:left w:w="100" w:type="dxa"/>
+              <w:bottom w:w="100" w:type="dxa"/>
+              <w:right w:w="100" w:type="dxa"/>
+            </w:tcMar>
+            <w:hideMark/>
+          </w:tcPr>
+          <w:p>
+            <w:pPr>
+              <w:rPr>
+                <w:sz w:val="18"/>
+                <w:szCs w:val="18"/>
+              </w:rPr>
+            </w:pPr>
+            <w:r>
+              <w:rPr>
+                <w:sz w:val="18"/>
+                <w:szCs w:val="18"/>
+              </w:rPr>
+              <w:t>Phase II Source (Course)</w:t>
+            </w:r>
+          </w:p>
+        </w:tc>
+        <w:tc>
+          <w:tcPr>
+            <w:tcW w:w="0" w:type="auto"/>
+            <w:tcMar>
+              <w:top w:w="100" w:type="dxa"/>
+              <w:left w:w="100" w:type="dxa"/>
+              <w:bottom w:w="100" w:type="dxa"/>
+              <w:right w:w="100" w:type="dxa"/>
+            </w:tcMar>
+            <w:hideMark/>
+          </w:tcPr>
+          <w:p>
+            <w:pPr>
+              <w:rPr>
+                <w:sz w:val="18"/>
+                <w:szCs w:val="18"/>
+              </w:rPr>
+            </w:pPr>
+            <w:r>
+              <w:rPr>
+                <w:sz w:val="18"/>
+                <w:szCs w:val="18"/>
+              </w:rPr>
+              <w:t>Feb 14, 2026</w:t>
+            </w:r>
+          </w:p>
+        </w:tc>
+        <w:tc>
+          <w:tcPr>
+            <w:tcW w:w="0" w:type="auto"/>
+            <w:tcMar>
+              <w:top w:w="100" w:type="dxa"/>
+              <w:left w:w="100" w:type="dxa"/>
+              <w:bottom w:w="100" w:type="dxa"/>
+              <w:right w:w="100" w:type="dxa"/>
+            </w:tcMar>
+            <w:hideMark/>
+          </w:tcPr>
+          <w:p>
+            <w:pPr>
+              <w:rPr>
+                <w:sz w:val="18"/>
+                <w:szCs w:val="18"/>
+              </w:rPr>
+            </w:pPr>
+            <w:r>
+              <w:rPr>
+                <w:sz w:val="18"/>
+                <w:szCs w:val="18"/>
+              </w:rPr>
+              <w:t>Feb 17, 2026</w:t>
+            </w:r>
+          </w:p>
+        </w:tc>
+        <w:tc>
+          <w:tcPr>
+            <w:tcW w:w="0" w:type="auto"/>
+            <w:tcMar>
+              <w:top w:w="100" w:type="dxa"/>
+              <w:left w:w="100" w:type="dxa"/>
+              <w:bottom w:w="100" w:type="dxa"/>
+              <w:right w:w="100" w:type="dxa"/>
+            </w:tcMar>
+            <w:hideMark/>
+          </w:tcPr>
+          <w:p>
+            <w:pPr>
+              <w:rPr>
+                <w:sz w:val="18"/>
+                <w:szCs w:val="18"/>
+              </w:rPr>
+            </w:pPr>
+            <w:r>
+              <w:rPr>
+                <w:sz w:val="18"/>
+                <w:szCs w:val="18"/>
+              </w:rPr>
+              <w:t>3–5</w:t>
+            </w:r>
+          </w:p>
+        </w:tc>
+        <w:tc>
+          <w:tcPr>
+            <w:tcW w:w="0" w:type="auto"/>
+            <w:tcMar>
+              <w:top w:w="100" w:type="dxa"/>
+              <w:left w:w="100" w:type="dxa"/>
+              <w:bottom w:w="100" w:type="dxa"/>
+              <w:right w:w="100" w:type="dxa"/>
+            </w:tcMar>
+            <w:hideMark/>
+          </w:tcPr>
+          <w:p>
+            <w:pPr>
+              <w:rPr>
+                <w:sz w:val="18"/>
+                <w:szCs w:val="18"/>
+              </w:rPr>
+            </w:pPr>
+            <w:r>
+              <w:rPr>
+                <w:sz w:val="18"/>
+                <w:szCs w:val="18"/>
+              </w:rPr>
+              <w:t xml:space="preserve">Phase II code </w:t>
+            </w:r>
+            <w:r>
+              <w:rPr>
+                <w:sz w:val="18"/>
+                <w:szCs w:val="18"/>
+              </w:rPr>
+              <w:t>submitted:</w:t>
+            </w:r>
+            <w:r>
+              <w:rPr>
+                <w:sz w:val="18"/>
+                <w:szCs w:val="18"/>
+              </w:rPr>
+              <w:t xml:space="preserve"> stable build</w:t>
+            </w:r>
+          </w:p>
+        </w:tc>
+      </w:tr>
+      <w:tr>
+        <w:trPr>
+          <w:trHeight w:val="770"/>
+        </w:trPr>
+        <w:tc>
+          <w:tcPr>
+            <w:tcW w:w="0" w:type="auto"/>
+            <w:tcMar>
+              <w:top w:w="100" w:type="dxa"/>
+              <w:left w:w="100" w:type="dxa"/>
+              <w:bottom w:w="100" w:type="dxa"/>
+              <w:right w:w="100" w:type="dxa"/>
+            </w:tcMar>
+            <w:hideMark/>
+          </w:tcPr>
+          <w:p>
+            <w:pPr>
+              <w:rPr>
+                <w:sz w:val="18"/>
+                <w:szCs w:val="18"/>
+              </w:rPr>
+            </w:pPr>
+            <w:r>
+              <w:rPr>
+                <w:sz w:val="18"/>
+                <w:szCs w:val="18"/>
+              </w:rPr>
+              <w:t>Polish + Optional Features</w:t>
+            </w:r>
+          </w:p>
+        </w:tc>
+        <w:tc>
+          <w:tcPr>
+            <w:tcW w:w="0" w:type="auto"/>
+            <w:tcMar>
+              <w:top w:w="100" w:type="dxa"/>
+              <w:left w:w="100" w:type="dxa"/>
+              <w:bottom w:w="100" w:type="dxa"/>
+              <w:right w:w="100" w:type="dxa"/>
+            </w:tcMar>
+            <w:hideMark/>
+          </w:tcPr>
+          <w:p>
+            <w:pPr>
+              <w:rPr>
+                <w:sz w:val="18"/>
+                <w:szCs w:val="18"/>
+              </w:rPr>
+            </w:pPr>
+            <w:r>
+              <w:rPr>
+                <w:sz w:val="18"/>
+                <w:szCs w:val="18"/>
+              </w:rPr>
+              <w:t>Feb 17, 2026</w:t>
+            </w:r>
+          </w:p>
+        </w:tc>
+        <w:tc>
+          <w:tcPr>
+            <w:tcW w:w="0" w:type="auto"/>
+            <w:tcMar>
+              <w:top w:w="100" w:type="dxa"/>
+              <w:left w:w="100" w:type="dxa"/>
+              <w:bottom w:w="100" w:type="dxa"/>
+              <w:right w:w="100" w:type="dxa"/>
+            </w:tcMar>
+            <w:hideMark/>
+          </w:tcPr>
+          <w:p>
+            <w:pPr>
+              <w:rPr>
+                <w:sz w:val="18"/>
+                <w:szCs w:val="18"/>
+              </w:rPr>
+            </w:pPr>
+            <w:r>
+              <w:rPr>
+                <w:sz w:val="18"/>
+                <w:szCs w:val="18"/>
+              </w:rPr>
+              <w:t>Feb 21, 2026</w:t>
+            </w:r>
+          </w:p>
+        </w:tc>
+        <w:tc>
+          <w:tcPr>
+            <w:tcW w:w="0" w:type="auto"/>
+            <w:tcMar>
+              <w:top w:w="100" w:type="dxa"/>
+              <w:left w:w="100" w:type="dxa"/>
+              <w:bottom w:w="100" w:type="dxa"/>
+              <w:right w:w="100" w:type="dxa"/>
+            </w:tcMar>
+            <w:hideMark/>
+          </w:tcPr>
+          <w:p>
+            <w:pPr>
+              <w:rPr>
+                <w:sz w:val="18"/>
+                <w:szCs w:val="18"/>
+              </w:rPr>
+            </w:pPr>
+            <w:r>
+              <w:rPr>
+                <w:sz w:val="18"/>
+                <w:szCs w:val="18"/>
+              </w:rPr>
+              <w:t>10–18</w:t>
+            </w:r>
+          </w:p>
+        </w:tc>
+        <w:tc>
+          <w:tcPr>
+            <w:tcW w:w="0" w:type="auto"/>
+            <w:tcMar>
+              <w:top w:w="100" w:type="dxa"/>
+              <w:left w:w="100" w:type="dxa"/>
+              <w:bottom w:w="100" w:type="dxa"/>
+              <w:right w:w="100" w:type="dxa"/>
+            </w:tcMar>
+            <w:hideMark/>
+          </w:tcPr>
+          <w:p>
+            <w:pPr>
+              <w:rPr>
+                <w:sz w:val="18"/>
+                <w:szCs w:val="18"/>
+              </w:rPr>
+            </w:pPr>
+            <w:r>
+              <w:rPr>
+                <w:sz w:val="18"/>
+                <w:szCs w:val="18"/>
+              </w:rPr>
+              <w:t>Improve feel, visuals/audio; add extras if time allows</w:t>
+            </w:r>
+          </w:p>
+        </w:tc>
+      </w:tr>
+      <w:tr>
+        <w:trPr>
+          <w:trHeight w:val="770"/>
+        </w:trPr>
+        <w:tc>
+          <w:tcPr>
+            <w:tcW w:w="0" w:type="auto"/>
+            <w:tcMar>
+              <w:top w:w="100" w:type="dxa"/>
+              <w:left w:w="100" w:type="dxa"/>
+              <w:bottom w:w="100" w:type="dxa"/>
+              <w:right w:w="100" w:type="dxa"/>
+            </w:tcMar>
+            <w:hideMark/>
+          </w:tcPr>
+          <w:p>
+            <w:pPr>
+              <w:rPr>
+                <w:sz w:val="18"/>
+                <w:szCs w:val="18"/>
+              </w:rPr>
+            </w:pPr>
+            <w:r>
+              <w:rPr>
+                <w:sz w:val="18"/>
+                <w:szCs w:val="18"/>
+              </w:rPr>
+              <w:t>User Guide (Course)</w:t>
+            </w:r>
+          </w:p>
+        </w:tc>
+        <w:tc>
+          <w:tcPr>
+            <w:tcW w:w="0" w:type="auto"/>
+            <w:tcMar>
+              <w:top w:w="100" w:type="dxa"/>
+              <w:left w:w="100" w:type="dxa"/>
+              <w:bottom w:w="100" w:type="dxa"/>
+              <w:right w:w="100" w:type="dxa"/>
+            </w:tcMar>
+            <w:hideMark/>
+          </w:tcPr>
+          <w:p>
+            <w:pPr>
+              <w:rPr>
+                <w:sz w:val="18"/>
+                <w:szCs w:val="18"/>
+              </w:rPr>
+            </w:pPr>
+            <w:r>
+              <w:rPr>
+                <w:sz w:val="18"/>
+                <w:szCs w:val="18"/>
+              </w:rPr>
+              <w:t>Feb 20, 2026</w:t>
+            </w:r>
+          </w:p>
+        </w:tc>
+        <w:tc>
+          <w:tcPr>
+            <w:tcW w:w="0" w:type="auto"/>
+            <w:tcMar>
+              <w:top w:w="100" w:type="dxa"/>
+              <w:left w:w="100" w:type="dxa"/>
+              <w:bottom w:w="100" w:type="dxa"/>
+              <w:right w:w="100" w:type="dxa"/>
+            </w:tcMar>
+            <w:hideMark/>
+          </w:tcPr>
+          <w:p>
+            <w:pPr>
+              <w:rPr>
+                <w:sz w:val="18"/>
+                <w:szCs w:val="18"/>
+              </w:rPr>
+            </w:pPr>
+            <w:r>
+              <w:rPr>
+                <w:sz w:val="18"/>
+                <w:szCs w:val="18"/>
+              </w:rPr>
+              <w:t>Feb 24, 2026</w:t>
+            </w:r>
+          </w:p>
+        </w:tc>
+        <w:tc>
+          <w:tcPr>
+            <w:tcW w:w="0" w:type="auto"/>
+            <w:tcMar>
+              <w:top w:w="100" w:type="dxa"/>
+              <w:left w:w="100" w:type="dxa"/>
+              <w:bottom w:w="100" w:type="dxa"/>
+              <w:right w:w="100" w:type="dxa"/>
+            </w:tcMar>
+            <w:hideMark/>
+          </w:tcPr>
+          <w:p>
+            <w:pPr>
+              <w:rPr>
+                <w:sz w:val="18"/>
+                <w:szCs w:val="18"/>
+              </w:rPr>
+            </w:pPr>
+            <w:r>
+              <w:rPr>
+                <w:sz w:val="18"/>
+                <w:szCs w:val="18"/>
+              </w:rPr>
+              <w:t>4–6</w:t>
+            </w:r>
+          </w:p>
+        </w:tc>
+        <w:tc>
+          <w:tcPr>
+            <w:tcW w:w="0" w:type="auto"/>
+            <w:tcMar>
+              <w:top w:w="100" w:type="dxa"/>
+              <w:left w:w="100" w:type="dxa"/>
+              <w:bottom w:w="100" w:type="dxa"/>
+              <w:right w:w="100" w:type="dxa"/>
+            </w:tcMar>
+            <w:hideMark/>
+          </w:tcPr>
+          <w:p>
+            <w:pPr>
+              <w:rPr>
+                <w:sz w:val="18"/>
+                <w:szCs w:val="18"/>
+              </w:rPr>
+            </w:pPr>
+            <w:r>
+              <w:rPr>
+                <w:sz w:val="18"/>
+                <w:szCs w:val="18"/>
+              </w:rPr>
+              <w:t>Instructions completed (setup + controls + gameplay)</w:t>
+            </w:r>
+          </w:p>
+        </w:tc>
+      </w:tr>
+      <w:tr>
+        <w:trPr>
+          <w:trHeight w:val="770"/>
+        </w:trPr>
+        <w:tc>
+          <w:tcPr>
+            <w:tcW w:w="0" w:type="auto"/>
+            <w:tcMar>
+              <w:top w:w="100" w:type="dxa"/>
+              <w:left w:w="100" w:type="dxa"/>
+              <w:bottom w:w="100" w:type="dxa"/>
+              <w:right w:w="100" w:type="dxa"/>
+            </w:tcMar>
+            <w:hideMark/>
+          </w:tcPr>
+          <w:p>
+            <w:pPr>
+              <w:rPr>
+                <w:sz w:val="18"/>
+                <w:szCs w:val="18"/>
+              </w:rPr>
+            </w:pPr>
+            <w:r>
+              <w:rPr>
+                <w:b/>
+                <w:bCs/>
+                <w:sz w:val="18"/>
+                <w:szCs w:val="18"/>
+              </w:rPr>
+              <w:t>Submission-Ready Build (Internal)</w:t>
+            </w:r>
+          </w:p>
+        </w:tc>
+        <w:tc>
+          <w:tcPr>
+            <w:tcW w:w="0" w:type="auto"/>
+            <w:tcMar>
+              <w:top w:w="100" w:type="dxa"/>
+              <w:left w:w="100" w:type="dxa"/>
+              <w:bottom w:w="100" w:type="dxa"/>
+              <w:right w:w="100" w:type="dxa"/>
+            </w:tcMar>
+            <w:hideMark/>
+          </w:tcPr>
+          <w:p>
+            <w:pPr>
+              <w:rPr>
+                <w:sz w:val="18"/>
+                <w:szCs w:val="18"/>
+              </w:rPr>
+            </w:pPr>
+            <w:r>
+              <w:rPr>
+                <w:sz w:val="18"/>
+                <w:szCs w:val="18"/>
+              </w:rPr>
+              <w:t>Feb 22, 2026</w:t>
+            </w:r>
+          </w:p>
+        </w:tc>
+        <w:tc>
+          <w:tcPr>
+            <w:tcW w:w="0" w:type="auto"/>
+            <w:tcMar>
+              <w:top w:w="100" w:type="dxa"/>
+              <w:left w:w="100" w:type="dxa"/>
+              <w:bottom w:w="100" w:type="dxa"/>
+              <w:right w:w="100" w:type="dxa"/>
+            </w:tcMar>
+            <w:hideMark/>
+          </w:tcPr>
+          <w:p>
+            <w:pPr>
+              <w:rPr>
+                <w:sz w:val="18"/>
+                <w:szCs w:val="18"/>
+              </w:rPr>
+            </w:pPr>
+            <w:r>
+              <w:rPr>
+                <w:sz w:val="18"/>
+                <w:szCs w:val="18"/>
+              </w:rPr>
+              <w:t>Feb 28, 2026</w:t>
+            </w:r>
+          </w:p>
+        </w:tc>
+        <w:tc>
+          <w:tcPr>
+            <w:tcW w:w="0" w:type="auto"/>
+            <w:tcMar>
+              <w:top w:w="100" w:type="dxa"/>
+              <w:left w:w="100" w:type="dxa"/>
+              <w:bottom w:w="100" w:type="dxa"/>
+              <w:right w:w="100" w:type="dxa"/>
+            </w:tcMar>
+            <w:hideMark/>
+          </w:tcPr>
+          <w:p>
+            <w:pPr>
+              <w:rPr>
+                <w:sz w:val="18"/>
+                <w:szCs w:val="18"/>
+              </w:rPr>
+            </w:pPr>
+            <w:r>
+              <w:rPr>
+                <w:sz w:val="18"/>
+                <w:szCs w:val="18"/>
+              </w:rPr>
+              <w:t>10–18</w:t>
+            </w:r>
+          </w:p>
+        </w:tc>
+        <w:tc>
+          <w:tcPr>
+            <w:tcW w:w="0" w:type="auto"/>
+            <w:tcMar>
+              <w:top w:w="100" w:type="dxa"/>
+              <w:left w:w="100" w:type="dxa"/>
+              <w:bottom w:w="100" w:type="dxa"/>
+              <w:right w:w="100" w:type="dxa"/>
+            </w:tcMar>
+            <w:hideMark/>
+          </w:tcPr>
+          <w:p>
+            <w:pPr>
+              <w:rPr>
+                <w:sz w:val="18"/>
+                <w:szCs w:val="18"/>
+              </w:rPr>
+            </w:pPr>
+            <w:r>
+              <w:rPr>
+                <w:sz w:val="18"/>
+                <w:szCs w:val="18"/>
+              </w:rPr>
+              <w:t>Final-ready build; only critical fixes left</w:t>
+            </w:r>
+          </w:p>
+        </w:tc>
+      </w:tr>
+      <w:tr>
+        <w:trPr>
+          <w:trHeight w:val="770"/>
+        </w:trPr>
+        <w:tc>
+          <w:tcPr>
+            <w:tcW w:w="0" w:type="auto"/>
+            <w:tcMar>
+              <w:top w:w="100" w:type="dxa"/>
+              <w:left w:w="100" w:type="dxa"/>
+              <w:bottom w:w="100" w:type="dxa"/>
+              <w:right w:w="100" w:type="dxa"/>
+            </w:tcMar>
+            <w:hideMark/>
+          </w:tcPr>
+          <w:p>
+            <w:pPr>
+              <w:rPr>
+                <w:sz w:val="18"/>
+                <w:szCs w:val="18"/>
+              </w:rPr>
+            </w:pPr>
+            <w:r>
+              <w:rPr>
+                <w:sz w:val="18"/>
+                <w:szCs w:val="18"/>
+              </w:rPr>
+              <w:t>Final Submission (Course)</w:t>
+            </w:r>
+          </w:p>
+        </w:tc>
+        <w:tc>
+          <w:tcPr>
+            <w:tcW w:w="0" w:type="auto"/>
+            <w:tcMar>
+              <w:top w:w="100" w:type="dxa"/>
+              <w:left w:w="100" w:type="dxa"/>
+              <w:bottom w:w="100" w:type="dxa"/>
+              <w:right w:w="100" w:type="dxa"/>
+            </w:tcMar>
+            <w:hideMark/>
+          </w:tcPr>
+          <w:p>
+            <w:pPr>
+              <w:rPr>
+                <w:sz w:val="18"/>
+                <w:szCs w:val="18"/>
+              </w:rPr>
+            </w:pPr>
+            <w:r>
+              <w:rPr>
+                <w:sz w:val="18"/>
+                <w:szCs w:val="18"/>
+              </w:rPr>
+              <w:t>Feb 28, 2026</w:t>
+            </w:r>
+          </w:p>
+        </w:tc>
+        <w:tc>
+          <w:tcPr>
+            <w:tcW w:w="0" w:type="auto"/>
+            <w:tcMar>
+              <w:top w:w="100" w:type="dxa"/>
+              <w:left w:w="100" w:type="dxa"/>
+              <w:bottom w:w="100" w:type="dxa"/>
+              <w:right w:w="100" w:type="dxa"/>
+            </w:tcMar>
+            <w:hideMark/>
+          </w:tcPr>
+          <w:p>
+            <w:pPr>
+              <w:rPr>
+                <w:sz w:val="18"/>
+                <w:szCs w:val="18"/>
+              </w:rPr>
+            </w:pPr>
+            <w:r>
+              <w:rPr>
+                <w:sz w:val="18"/>
+                <w:szCs w:val="18"/>
+              </w:rPr>
+              <w:t>Mar 3, 2026</w:t>
+            </w:r>
+          </w:p>
+        </w:tc>
+        <w:tc>
+          <w:tcPr>
+            <w:tcW w:w="0" w:type="auto"/>
+            <w:tcMar>
+              <w:top w:w="100" w:type="dxa"/>
+              <w:left w:w="100" w:type="dxa"/>
+              <w:bottom w:w="100" w:type="dxa"/>
+              <w:right w:w="100" w:type="dxa"/>
+            </w:tcMar>
+            <w:hideMark/>
+          </w:tcPr>
+          <w:p>
+            <w:pPr>
+              <w:rPr>
+                <w:sz w:val="18"/>
+                <w:szCs w:val="18"/>
+              </w:rPr>
+            </w:pPr>
+            <w:r>
+              <w:rPr>
+                <w:sz w:val="18"/>
+                <w:szCs w:val="18"/>
+              </w:rPr>
+              <w:t>6–10</w:t>
+            </w:r>
+          </w:p>
+        </w:tc>
+        <w:tc>
+          <w:tcPr>
+            <w:tcW w:w="0" w:type="auto"/>
+            <w:tcMar>
+              <w:top w:w="100" w:type="dxa"/>
+              <w:left w:w="100" w:type="dxa"/>
+              <w:bottom w:w="100" w:type="dxa"/>
+              <w:right w:w="100" w:type="dxa"/>
+            </w:tcMar>
+            <w:hideMark/>
+          </w:tcPr>
+          <w:p>
+            <w:pPr>
+              <w:rPr>
+                <w:sz w:val="18"/>
+                <w:szCs w:val="18"/>
+              </w:rPr>
+            </w:pPr>
+            <w:r>
+              <w:rPr>
+                <w:sz w:val="18"/>
+                <w:szCs w:val="18"/>
+              </w:rPr>
+              <w:t>Final build + materials submitted</w:t>
+            </w:r>
+          </w:p>
+        </w:tc>
+      </w:tr>
+      <w:tr>
+        <w:trPr>
+          <w:trHeight w:val="770"/>
+        </w:trPr>
+        <w:tc>
+          <w:tcPr>
+            <w:tcW w:w="0" w:type="auto"/>
+            <w:tcMar>
+              <w:top w:w="100" w:type="dxa"/>
+              <w:left w:w="100" w:type="dxa"/>
+              <w:bottom w:w="100" w:type="dxa"/>
+              <w:right w:w="100" w:type="dxa"/>
+            </w:tcMar>
+            <w:hideMark/>
+          </w:tcPr>
+          <w:p>
+            <w:pPr>
+              <w:rPr>
+                <w:sz w:val="18"/>
+                <w:szCs w:val="18"/>
+              </w:rPr>
+            </w:pPr>
+            <w:r>
+              <w:rPr>
+                <w:sz w:val="18"/>
+                <w:szCs w:val="18"/>
+              </w:rPr>
+              <w:lastRenderedPageBreak/>
+              <w:t>Peer Review 2 (Course)</w:t>
+            </w:r>
+          </w:p>
+        </w:tc>
+        <w:tc>
+          <w:tcPr>
+            <w:tcW w:w="0" w:type="auto"/>
+            <w:tcMar>
+              <w:top w:w="100" w:type="dxa"/>
+              <w:left w:w="100" w:type="dxa"/>
+              <w:bottom w:w="100" w:type="dxa"/>
+              <w:right w:w="100" w:type="dxa"/>
+            </w:tcMar>
+            <w:hideMark/>
+          </w:tcPr>
+          <w:p>
+            <w:pPr>
+              <w:rPr>
+                <w:sz w:val="18"/>
+                <w:szCs w:val="18"/>
+              </w:rPr>
+            </w:pPr>
+            <w:r>
+              <w:rPr>
+                <w:sz w:val="18"/>
+                <w:szCs w:val="18"/>
+              </w:rPr>
+              <w:t>Mar 1, 2026</w:t>
+            </w:r>
+          </w:p>
+        </w:tc>
+        <w:tc>
+          <w:tcPr>
+            <w:tcW w:w="0" w:type="auto"/>
+            <w:tcMar>
+              <w:top w:w="100" w:type="dxa"/>
+              <w:left w:w="100" w:type="dxa"/>
+              <w:bottom w:w="100" w:type="dxa"/>
+              <w:right w:w="100" w:type="dxa"/>
+            </w:tcMar>
+            <w:hideMark/>
+          </w:tcPr>
+          <w:p>
+            <w:pPr>
+              <w:rPr>
+                <w:sz w:val="18"/>
+                <w:szCs w:val="18"/>
+              </w:rPr>
+            </w:pPr>
+            <w:r>
+              <w:rPr>
+                <w:sz w:val="18"/>
+                <w:szCs w:val="18"/>
+              </w:rPr>
+              <w:t>Mar 3, 2026</w:t>
+            </w:r>
+          </w:p>
+        </w:tc>
+        <w:tc>
+          <w:tcPr>
+            <w:tcW w:w="0" w:type="auto"/>
+            <w:tcMar>
+              <w:top w:w="100" w:type="dxa"/>
+              <w:left w:w="100" w:type="dxa"/>
+              <w:bottom w:w="100" w:type="dxa"/>
+              <w:right w:w="100" w:type="dxa"/>
+            </w:tcMar>
+            <w:hideMark/>
+          </w:tcPr>
+          <w:p>
+            <w:pPr>
+              <w:rPr>
+                <w:sz w:val="18"/>
+                <w:szCs w:val="18"/>
+              </w:rPr>
+            </w:pPr>
+            <w:r>
+              <w:rPr>
+                <w:sz w:val="18"/>
+                <w:szCs w:val="18"/>
+              </w:rPr>
+              <w:t>1</w:t>
+            </w:r>
+          </w:p>
+        </w:tc>
+        <w:tc>
+          <w:tcPr>
+            <w:tcW w:w="0" w:type="auto"/>
+            <w:tcMar>
+              <w:top w:w="100" w:type="dxa"/>
+              <w:left w:w="100" w:type="dxa"/>
+              <w:bottom w:w="100" w:type="dxa"/>
+              <w:right w:w="100" w:type="dxa"/>
+            </w:tcMar>
+            <w:hideMark/>
+          </w:tcPr>
+          <w:p>
+            <w:pPr>
+              <w:rPr>
+                <w:sz w:val="18"/>
+                <w:szCs w:val="18"/>
+              </w:rPr>
+            </w:pPr>
+            <w:r>
+              <w:rPr>
+                <w:sz w:val="18"/>
+                <w:szCs w:val="18"/>
+              </w:rPr>
+              <w:t>Submitted</w:t>
+            </w:r>
+          </w:p>
+        </w:tc>
+      </w:tr>
+    </w:tbl>
+    <w:p/>
+    <w:p>
+      <w:pPr>
+        <w:pStyle w:val="Heading1"/>
+      </w:pPr>
+      <w:r>
+        <w:t>7 Discussion</w:t>
       </w:r>
     </w:p>
     <w:p>
@@ -299,16 +3721,15 @@
         </w:numPr>
       </w:pPr>
       <w:r>
-        <w:t>Project Evaluation: Testing strategy, Test Plan and Results, Validation  </w:t>
-      </w:r>
-    </w:p>
-    <w:p/>
+        <w:t>Discussion: Lessons learned, design strengths, limitations and suggestions for future improvement </w:t>
+      </w:r>
+    </w:p>
     <w:p>
       <w:pPr>
         <w:pStyle w:val="Heading1"/>
       </w:pPr>
       <w:r>
-        <w:t>5 Design and Alternate Designs</w:t>
+        <w:t>8 Conclusion</w:t>
       </w:r>
     </w:p>
     <w:p>
@@ -319,7 +3740,7 @@
         </w:numPr>
       </w:pPr>
       <w:r>
-        <w:t>Design and Alternate Designs – changes made to the source code due to testing results </w:t>
+        <w:t>Conclusion</w:t>
       </w:r>
     </w:p>
     <w:p/>
@@ -328,7 +3749,7 @@
         <w:pStyle w:val="Heading1"/>
       </w:pPr>
       <w:r>
-        <w:t>6 Development History</w:t>
+        <w:t>9 References</w:t>
       </w:r>
     </w:p>
     <w:p>
@@ -339,7 +3760,7 @@
         </w:numPr>
       </w:pPr>
       <w:r>
-        <w:t>Development History: Project timeline </w:t>
+        <w:t>References </w:t>
       </w:r>
     </w:p>
     <w:p/>
@@ -348,83 +3769,8 @@
         <w:pStyle w:val="Heading1"/>
       </w:pPr>
       <w:r>
-        <w:t xml:space="preserve">7 </w:t>
-      </w:r>
-      <w:proofErr w:type="gramStart"/>
-      <w:r>
-        <w:t>Discussion</w:t>
-      </w:r>
-      <w:proofErr w:type="gramEnd"/>
-    </w:p>
-    <w:p>
-      <w:pPr>
-        <w:numPr>
-          <w:ilvl w:val="0"/>
-          <w:numId w:val="15"/>
-        </w:numPr>
-      </w:pPr>
-      <w:r>
-        <w:t>Discussion: Lessons learned, design strengths, limitations and suggestions for future improvement </w:t>
-      </w:r>
-    </w:p>
-    <w:p>
-      <w:pPr>
-        <w:pStyle w:val="Heading1"/>
-      </w:pPr>
-      <w:r>
-        <w:lastRenderedPageBreak/>
-        <w:t xml:space="preserve">8 </w:t>
-      </w:r>
-      <w:proofErr w:type="gramStart"/>
-      <w:r>
-        <w:t>Conclusion</w:t>
-      </w:r>
-      <w:proofErr w:type="gramEnd"/>
-    </w:p>
-    <w:p>
-      <w:pPr>
-        <w:numPr>
-          <w:ilvl w:val="0"/>
-          <w:numId w:val="15"/>
-        </w:numPr>
-      </w:pPr>
-      <w:r>
-        <w:t>Conclusion</w:t>
-      </w:r>
-    </w:p>
-    <w:p/>
-    <w:p>
-      <w:pPr>
-        <w:pStyle w:val="Heading1"/>
-      </w:pPr>
-      <w:r>
-        <w:t>9 References</w:t>
-      </w:r>
-    </w:p>
-    <w:p>
-      <w:pPr>
-        <w:numPr>
-          <w:ilvl w:val="0"/>
-          <w:numId w:val="15"/>
-        </w:numPr>
-      </w:pPr>
-      <w:r>
-        <w:t>References </w:t>
-      </w:r>
-    </w:p>
-    <w:p/>
-    <w:p>
-      <w:pPr>
-        <w:pStyle w:val="Heading1"/>
-      </w:pPr>
-      <w:r>
-        <w:t xml:space="preserve">10 </w:t>
-      </w:r>
-      <w:proofErr w:type="gramStart"/>
-      <w:r>
-        <w:t>Appendix</w:t>
-      </w:r>
-      <w:proofErr w:type="gramEnd"/>
+        <w:t>10 Appendix</w:t>
+      </w:r>
     </w:p>
     <w:p>
       <w:pPr>
@@ -1731,6 +5077,92 @@
     </w:lvl>
   </w:abstractNum>
   <w:abstractNum w:abstractNumId="9" w15:restartNumberingAfterBreak="0">
+    <w:nsid w:val="41790CA8"/>
+    <w:multiLevelType w:val="hybridMultilevel"/>
+    <w:tmpl w:val="6C5C7D30"/>
+    <w:lvl w:ilvl="0" w:tplc="0409000F">
+      <w:start w:val="1"/>
+      <w:numFmt w:val="decimal"/>
+      <w:lvlText w:val="%1."/>
+      <w:lvlJc w:val="left"/>
+      <w:pPr>
+        <w:ind w:left="720" w:hanging="360"/>
+      </w:pPr>
+    </w:lvl>
+    <w:lvl w:ilvl="1" w:tplc="04090019" w:tentative="1">
+      <w:start w:val="1"/>
+      <w:numFmt w:val="lowerLetter"/>
+      <w:lvlText w:val="%2."/>
+      <w:lvlJc w:val="left"/>
+      <w:pPr>
+        <w:ind w:left="1440" w:hanging="360"/>
+      </w:pPr>
+    </w:lvl>
+    <w:lvl w:ilvl="2" w:tplc="0409001B" w:tentative="1">
+      <w:start w:val="1"/>
+      <w:numFmt w:val="lowerRoman"/>
+      <w:lvlText w:val="%3."/>
+      <w:lvlJc w:val="right"/>
+      <w:pPr>
+        <w:ind w:left="2160" w:hanging="180"/>
+      </w:pPr>
+    </w:lvl>
+    <w:lvl w:ilvl="3" w:tplc="0409000F" w:tentative="1">
+      <w:start w:val="1"/>
+      <w:numFmt w:val="decimal"/>
+      <w:lvlText w:val="%4."/>
+      <w:lvlJc w:val="left"/>
+      <w:pPr>
+        <w:ind w:left="2880" w:hanging="360"/>
+      </w:pPr>
+    </w:lvl>
+    <w:lvl w:ilvl="4" w:tplc="04090019" w:tentative="1">
+      <w:start w:val="1"/>
+      <w:numFmt w:val="lowerLetter"/>
+      <w:lvlText w:val="%5."/>
+      <w:lvlJc w:val="left"/>
+      <w:pPr>
+        <w:ind w:left="3600" w:hanging="360"/>
+      </w:pPr>
+    </w:lvl>
+    <w:lvl w:ilvl="5" w:tplc="0409001B" w:tentative="1">
+      <w:start w:val="1"/>
+      <w:numFmt w:val="lowerRoman"/>
+      <w:lvlText w:val="%6."/>
+      <w:lvlJc w:val="right"/>
+      <w:pPr>
+        <w:ind w:left="4320" w:hanging="180"/>
+      </w:pPr>
+    </w:lvl>
+    <w:lvl w:ilvl="6" w:tplc="0409000F" w:tentative="1">
+      <w:start w:val="1"/>
+      <w:numFmt w:val="decimal"/>
+      <w:lvlText w:val="%7."/>
+      <w:lvlJc w:val="left"/>
+      <w:pPr>
+        <w:ind w:left="5040" w:hanging="360"/>
+      </w:pPr>
+    </w:lvl>
+    <w:lvl w:ilvl="7" w:tplc="04090019" w:tentative="1">
+      <w:start w:val="1"/>
+      <w:numFmt w:val="lowerLetter"/>
+      <w:lvlText w:val="%8."/>
+      <w:lvlJc w:val="left"/>
+      <w:pPr>
+        <w:ind w:left="5760" w:hanging="360"/>
+      </w:pPr>
+    </w:lvl>
+    <w:lvl w:ilvl="8" w:tplc="0409001B" w:tentative="1">
+      <w:start w:val="1"/>
+      <w:numFmt w:val="lowerRoman"/>
+      <w:lvlText w:val="%9."/>
+      <w:lvlJc w:val="right"/>
+      <w:pPr>
+        <w:ind w:left="6480" w:hanging="180"/>
+      </w:pPr>
+    </w:lvl>
+  </w:abstractNum>
+  <w:abstractNum w:abstractNumId="10" w15:restartNumberingAfterBreak="0">
     <w:nsid w:val="455D3472"/>
     <w:multiLevelType w:val="multilevel"/>
     <w:tmpl w:val="5A62E2DE"/>
@@ -1879,7 +5311,7 @@
       </w:rPr>
     </w:lvl>
   </w:abstractNum>
-  <w:abstractNum w:abstractNumId="10" w15:restartNumberingAfterBreak="0">
+  <w:abstractNum w:abstractNumId="11" w15:restartNumberingAfterBreak="0">
     <w:nsid w:val="46735A3D"/>
     <w:multiLevelType w:val="hybridMultilevel"/>
     <w:tmpl w:val="482077F2"/>
@@ -1992,7 +5424,7 @@
       </w:rPr>
     </w:lvl>
   </w:abstractNum>
-  <w:abstractNum w:abstractNumId="11" w15:restartNumberingAfterBreak="0">
+  <w:abstractNum w:abstractNumId="12" w15:restartNumberingAfterBreak="0">
     <w:nsid w:val="479F5204"/>
     <w:multiLevelType w:val="hybridMultilevel"/>
     <w:tmpl w:val="640EDED8"/>
@@ -2105,7 +5537,7 @@
       </w:rPr>
     </w:lvl>
   </w:abstractNum>
-  <w:abstractNum w:abstractNumId="12" w15:restartNumberingAfterBreak="0">
+  <w:abstractNum w:abstractNumId="13" w15:restartNumberingAfterBreak="0">
     <w:nsid w:val="568E4F27"/>
     <w:multiLevelType w:val="hybridMultilevel"/>
     <w:tmpl w:val="8CDA147C"/>
@@ -2218,7 +5650,7 @@
       </w:rPr>
     </w:lvl>
   </w:abstractNum>
-  <w:abstractNum w:abstractNumId="13" w15:restartNumberingAfterBreak="0">
+  <w:abstractNum w:abstractNumId="14" w15:restartNumberingAfterBreak="0">
     <w:nsid w:val="5B576B1A"/>
     <w:multiLevelType w:val="hybridMultilevel"/>
     <w:tmpl w:val="071AF06E"/>
@@ -2331,7 +5763,7 @@
       </w:rPr>
     </w:lvl>
   </w:abstractNum>
-  <w:abstractNum w:abstractNumId="14" w15:restartNumberingAfterBreak="0">
+  <w:abstractNum w:abstractNumId="15" w15:restartNumberingAfterBreak="0">
     <w:nsid w:val="6E9C35FD"/>
     <w:multiLevelType w:val="hybridMultilevel"/>
     <w:tmpl w:val="F8325702"/>
@@ -2454,19 +5886,19 @@
     <w:abstractNumId w:val="0"/>
   </w:num>
   <w:num w:numId="4" w16cid:durableId="2049990192">
-    <w:abstractNumId w:val="9"/>
+    <w:abstractNumId w:val="10"/>
   </w:num>
   <w:num w:numId="5" w16cid:durableId="1111585720">
     <w:abstractNumId w:val="3"/>
   </w:num>
   <w:num w:numId="6" w16cid:durableId="1289161316">
-    <w:abstractNumId w:val="13"/>
+    <w:abstractNumId w:val="14"/>
   </w:num>
   <w:num w:numId="7" w16cid:durableId="1033726091">
-    <w:abstractNumId w:val="14"/>
+    <w:abstractNumId w:val="15"/>
   </w:num>
   <w:num w:numId="8" w16cid:durableId="1011227320">
-    <w:abstractNumId w:val="10"/>
+    <w:abstractNumId w:val="11"/>
   </w:num>
   <w:num w:numId="9" w16cid:durableId="554244451">
     <w:abstractNumId w:val="2"/>
@@ -2475,7 +5907,7 @@
     <w:abstractNumId w:val="8"/>
   </w:num>
   <w:num w:numId="11" w16cid:durableId="1638682687">
-    <w:abstractNumId w:val="11"/>
+    <w:abstractNumId w:val="12"/>
   </w:num>
   <w:num w:numId="12" w16cid:durableId="749280518">
     <w:abstractNumId w:val="6"/>
@@ -2484,10 +5916,13 @@
     <w:abstractNumId w:val="4"/>
   </w:num>
   <w:num w:numId="14" w16cid:durableId="2052680239">
-    <w:abstractNumId w:val="12"/>
+    <w:abstractNumId w:val="13"/>
   </w:num>
   <w:num w:numId="15" w16cid:durableId="1625959946">
     <w:abstractNumId w:val="7"/>
+  </w:num>
+  <w:num w:numId="16" w16cid:durableId="25176094">
+    <w:abstractNumId w:val="9"/>
   </w:num>
 </w:numbering>
 </file>
@@ -2952,7 +6387,6 @@
     <w:next w:val="Normal"/>
     <w:link w:val="Heading3Char"/>
     <w:uiPriority w:val="9"/>
-    <w:semiHidden/>
     <w:unhideWhenUsed/>
     <w:qFormat/>
     <w:rsid w:val="00AB66E9"/>
@@ -3105,6 +6539,7 @@
   <w:style w:type="character" w:default="1" w:styleId="DefaultParagraphFont">
     <w:name w:val="Default Paragraph Font"/>
     <w:uiPriority w:val="1"/>
+    <w:semiHidden/>
     <w:unhideWhenUsed/>
   </w:style>
   <w:style w:type="table" w:default="1" w:styleId="TableNormal">
@@ -3160,7 +6595,6 @@
     <w:basedOn w:val="DefaultParagraphFont"/>
     <w:link w:val="Heading3"/>
     <w:uiPriority w:val="9"/>
-    <w:semiHidden/>
     <w:rsid w:val="00AB66E9"/>
     <w:rPr>
       <w:caps/>
